--- a/00-首页/题组Word/第一轮习题集-学生版/第一轮化学原理-热力学习题集.docx
+++ b/00-首页/题组Word/第一轮习题集-学生版/第一轮化学原理-热力学习题集.docx
@@ -2,7 +2,7 @@
 <file path=word/document.xml><?xml version="1.0" encoding="utf-8"?>
 <w:document xmlns:w="http://schemas.openxmlformats.org/wordprocessingml/2006/main" xmlns:m="http://schemas.openxmlformats.org/officeDocument/2006/math" xmlns:r="http://schemas.openxmlformats.org/officeDocument/2006/relationships" xmlns:o="urn:schemas-microsoft-com:office:office" xmlns:v="urn:schemas-microsoft-com:vml" xmlns:w10="urn:schemas-microsoft-com:office:word" xmlns:a="http://schemas.openxmlformats.org/drawingml/2006/main" xmlns:pic="http://schemas.openxmlformats.org/drawingml/2006/picture" xmlns:wp="http://schemas.openxmlformats.org/drawingml/2006/wordprocessingDrawing">
   <w:body>
-    <w:bookmarkStart w:id="74" w:name="第一轮化学原理热力学-习题集"/>
+    <w:bookmarkStart w:id="72" w:name="第一轮化学原理热力学-习题集"/>
     <w:p>
       <w:pPr>
         <w:spacing w:after="1800" w:before="1200" w:line="276" w:lineRule="auto"/>
@@ -3307,23 +3307,6 @@
     </w:p>
     <w:p>
       <w:pPr>
-        <w:pStyle w:val="BlockText"/>
-      </w:pPr>
-      <w:r>
-        <w:rPr>
-          <w:rFonts w:hint="eastAsia" w:ascii="Times New Roman" w:hAnsi="Times New Roman" w:eastAsia="FangSong" w:cs="Times New Roman"/>
-        </w:rPr>
-        <w:t>原题</w:t>
-      </w:r>
-      <w:r>
-        <w:rPr>
-          <w:rFonts w:hint="eastAsia" w:ascii="Times New Roman" w:hAnsi="Times New Roman" w:eastAsia="Times New Roman" w:cs="Times New Roman"/>
-        </w:rPr>
-        <w:t>：05-03</w:t>
-      </w:r>
-    </w:p>
-    <w:p>
-      <w:pPr>
         <w:pStyle w:val="FirstParagraph"/>
       </w:pPr>
       <w:r>
@@ -3741,23 +3724,6 @@
           <w:rFonts w:hint="eastAsia" w:ascii="Times New Roman" w:hAnsi="Times New Roman" w:eastAsia="Times New Roman" w:cs="Times New Roman"/>
         </w:rPr>
         <w:t>]</w:t>
-      </w:r>
-    </w:p>
-    <w:p>
-      <w:pPr>
-        <w:pStyle w:val="BlockText"/>
-      </w:pPr>
-      <w:r>
-        <w:rPr>
-          <w:rFonts w:hint="eastAsia" w:ascii="Times New Roman" w:hAnsi="Times New Roman" w:eastAsia="FangSong" w:cs="Times New Roman"/>
-        </w:rPr>
-        <w:t>原题</w:t>
-      </w:r>
-      <w:r>
-        <w:rPr>
-          <w:rFonts w:hint="eastAsia" w:ascii="Times New Roman" w:hAnsi="Times New Roman" w:eastAsia="Times New Roman" w:cs="Times New Roman"/>
-        </w:rPr>
-        <w:t>：05-05</w:t>
       </w:r>
     </w:p>
     <w:p>
@@ -4509,23 +4475,6 @@
     </w:p>
     <w:p>
       <w:pPr>
-        <w:pStyle w:val="BlockText"/>
-      </w:pPr>
-      <w:r>
-        <w:rPr>
-          <w:rFonts w:hint="eastAsia" w:ascii="Times New Roman" w:hAnsi="Times New Roman" w:eastAsia="FangSong" w:cs="Times New Roman"/>
-        </w:rPr>
-        <w:t>原题</w:t>
-      </w:r>
-      <w:r>
-        <w:rPr>
-          <w:rFonts w:hint="eastAsia" w:ascii="Times New Roman" w:hAnsi="Times New Roman" w:eastAsia="Times New Roman" w:cs="Times New Roman"/>
-        </w:rPr>
-        <w:t>：05-11</w:t>
-      </w:r>
-    </w:p>
-    <w:p>
-      <w:pPr>
         <w:pStyle w:val="FirstParagraph"/>
       </w:pPr>
       <w:r>
@@ -5768,23 +5717,6 @@
     </w:p>
     <w:p>
       <w:pPr>
-        <w:pStyle w:val="BlockText"/>
-      </w:pPr>
-      <w:r>
-        <w:rPr>
-          <w:rFonts w:hint="eastAsia" w:ascii="Times New Roman" w:hAnsi="Times New Roman" w:eastAsia="FangSong" w:cs="Times New Roman"/>
-        </w:rPr>
-        <w:t>原题</w:t>
-      </w:r>
-      <w:r>
-        <w:rPr>
-          <w:rFonts w:hint="eastAsia" w:ascii="Times New Roman" w:hAnsi="Times New Roman" w:eastAsia="Times New Roman" w:cs="Times New Roman"/>
-        </w:rPr>
-        <w:t>：05-12</w:t>
-      </w:r>
-    </w:p>
-    <w:p>
-      <w:pPr>
         <w:pStyle w:val="FirstParagraph"/>
       </w:pPr>
       <w:r>
@@ -6549,23 +6481,6 @@
           <w:rFonts w:hint="eastAsia" w:ascii="Times New Roman" w:hAnsi="Times New Roman" w:eastAsia="Times New Roman" w:cs="Times New Roman"/>
         </w:rPr>
         <w:t>]</w:t>
-      </w:r>
-    </w:p>
-    <w:p>
-      <w:pPr>
-        <w:pStyle w:val="BlockText"/>
-      </w:pPr>
-      <w:r>
-        <w:rPr>
-          <w:rFonts w:hint="eastAsia" w:ascii="Times New Roman" w:hAnsi="Times New Roman" w:eastAsia="FangSong" w:cs="Times New Roman"/>
-        </w:rPr>
-        <w:t>原题</w:t>
-      </w:r>
-      <w:r>
-        <w:rPr>
-          <w:rFonts w:hint="eastAsia" w:ascii="Times New Roman" w:hAnsi="Times New Roman" w:eastAsia="Times New Roman" w:cs="Times New Roman"/>
-        </w:rPr>
-        <w:t>：05-17</w:t>
       </w:r>
     </w:p>
     <w:p>
@@ -7425,23 +7340,6 @@
     </w:p>
     <w:p>
       <w:pPr>
-        <w:pStyle w:val="BlockText"/>
-      </w:pPr>
-      <w:r>
-        <w:rPr>
-          <w:rFonts w:hint="eastAsia" w:ascii="Times New Roman" w:hAnsi="Times New Roman" w:eastAsia="FangSong" w:cs="Times New Roman"/>
-        </w:rPr>
-        <w:t>原题</w:t>
-      </w:r>
-      <w:r>
-        <w:rPr>
-          <w:rFonts w:hint="eastAsia" w:ascii="Times New Roman" w:hAnsi="Times New Roman" w:eastAsia="Times New Roman" w:cs="Times New Roman"/>
-        </w:rPr>
-        <w:t>：05-23</w:t>
-      </w:r>
-    </w:p>
-    <w:p>
-      <w:pPr>
         <w:pStyle w:val="FirstParagraph"/>
       </w:pPr>
       <w:r>
@@ -7783,23 +7681,6 @@
     </w:p>
     <w:p>
       <w:pPr>
-        <w:pStyle w:val="BlockText"/>
-      </w:pPr>
-      <w:r>
-        <w:rPr>
-          <w:rFonts w:hint="eastAsia" w:ascii="Times New Roman" w:hAnsi="Times New Roman" w:eastAsia="FangSong" w:cs="Times New Roman"/>
-        </w:rPr>
-        <w:t>原题</w:t>
-      </w:r>
-      <w:r>
-        <w:rPr>
-          <w:rFonts w:hint="eastAsia" w:ascii="Times New Roman" w:hAnsi="Times New Roman" w:eastAsia="Times New Roman" w:cs="Times New Roman"/>
-        </w:rPr>
-        <w:t>：05-24</w:t>
-      </w:r>
-    </w:p>
-    <w:p>
-      <w:pPr>
         <w:pStyle w:val="FirstParagraph"/>
       </w:pPr>
       <w:r>
@@ -8024,23 +7905,6 @@
           <w:rFonts w:hint="eastAsia" w:ascii="Times New Roman" w:hAnsi="Times New Roman" w:eastAsia="Times New Roman" w:cs="Times New Roman"/>
         </w:rPr>
         <w:t>]</w:t>
-      </w:r>
-    </w:p>
-    <w:p>
-      <w:pPr>
-        <w:pStyle w:val="BlockText"/>
-      </w:pPr>
-      <w:r>
-        <w:rPr>
-          <w:rFonts w:hint="eastAsia" w:ascii="Times New Roman" w:hAnsi="Times New Roman" w:eastAsia="FangSong" w:cs="Times New Roman"/>
-        </w:rPr>
-        <w:t>原题</w:t>
-      </w:r>
-      <w:r>
-        <w:rPr>
-          <w:rFonts w:hint="eastAsia" w:ascii="Times New Roman" w:hAnsi="Times New Roman" w:eastAsia="Times New Roman" w:cs="Times New Roman"/>
-        </w:rPr>
-        <w:t>：05-25</w:t>
       </w:r>
     </w:p>
     <w:p>
@@ -17188,71 +17052,6 @@
     </w:p>
     <w:p>
       <w:pPr>
-        <w:pStyle w:val="BlockText"/>
-      </w:pPr>
-      <w:r>
-        <w:rPr>
-          <w:rFonts w:hint="eastAsia" w:ascii="Times New Roman" w:hAnsi="Times New Roman" w:eastAsia="FangSong" w:cs="Times New Roman"/>
-        </w:rPr>
-        <w:t>原题</w:t>
-      </w:r>
-      <w:r>
-        <w:rPr>
-          <w:rFonts w:hint="eastAsia" w:ascii="Times New Roman" w:hAnsi="Times New Roman" w:eastAsia="Times New Roman" w:cs="Times New Roman"/>
-        </w:rPr>
-        <w:t>：</w:t>
-      </w:r>
-      <w:r>
-        <w:rPr>
-          <w:rFonts w:hint="eastAsia" w:ascii="Times New Roman" w:hAnsi="Times New Roman" w:eastAsia="FangSong" w:cs="Times New Roman"/>
-        </w:rPr>
-        <w:t>题</w:t>
-      </w:r>
-      <w:r>
-        <w:rPr>
-          <w:rFonts w:hint="eastAsia" w:ascii="Times New Roman" w:hAnsi="Times New Roman" w:eastAsia="Times New Roman" w:cs="Times New Roman"/>
-        </w:rPr>
-        <w:t>-050-</w:t>
-      </w:r>
-      <w:r>
-        <w:rPr>
-          <w:rFonts w:hint="eastAsia" w:ascii="Times New Roman" w:hAnsi="Times New Roman" w:eastAsia="FangSong" w:cs="Times New Roman"/>
-        </w:rPr>
-        <w:t>初赛讲义</w:t>
-      </w:r>
-      <w:r>
-        <w:rPr>
-          <w:rFonts w:hint="eastAsia" w:ascii="Times New Roman" w:hAnsi="Times New Roman" w:eastAsia="Times New Roman" w:cs="Times New Roman"/>
-        </w:rPr>
-        <w:t>-</w:t>
-      </w:r>
-      <w:r>
-        <w:rPr>
-          <w:rFonts w:hint="eastAsia" w:ascii="Times New Roman" w:hAnsi="Times New Roman" w:eastAsia="FangSong" w:cs="Times New Roman"/>
-        </w:rPr>
-        <w:t>热力学和动力学初步</w:t>
-      </w:r>
-      <w:r>
-        <w:rPr>
-          <w:rFonts w:hint="eastAsia" w:ascii="Times New Roman" w:hAnsi="Times New Roman" w:eastAsia="Times New Roman" w:cs="Times New Roman"/>
-        </w:rPr>
-        <w:t>-</w:t>
-      </w:r>
-      <w:r>
-        <w:rPr>
-          <w:rFonts w:hint="eastAsia" w:ascii="Times New Roman" w:hAnsi="Times New Roman" w:eastAsia="FangSong" w:cs="Times New Roman"/>
-        </w:rPr>
-        <w:t>习题</w:t>
-      </w:r>
-      <w:r>
-        <w:rPr>
-          <w:rFonts w:hint="eastAsia" w:ascii="Times New Roman" w:hAnsi="Times New Roman" w:eastAsia="Times New Roman" w:cs="Times New Roman"/>
-        </w:rPr>
-        <w:t>8.16</w:t>
-      </w:r>
-    </w:p>
-    <w:p>
-      <w:pPr>
         <w:pStyle w:val="FirstParagraph"/>
       </w:pPr>
       <w:r>
@@ -17510,71 +17309,6 @@
           <w:rFonts w:ascii="Times New Roman" w:hAnsi="Times New Roman" w:eastAsia="Times New Roman" w:cs="Times New Roman"/>
         </w:rPr>
         <w:t xml:space="preserve"> 8.25</w:t>
-      </w:r>
-    </w:p>
-    <w:p>
-      <w:pPr>
-        <w:pStyle w:val="BlockText"/>
-      </w:pPr>
-      <w:r>
-        <w:rPr>
-          <w:rFonts w:hint="eastAsia" w:ascii="Times New Roman" w:hAnsi="Times New Roman" w:eastAsia="FangSong" w:cs="Times New Roman"/>
-        </w:rPr>
-        <w:t>原题</w:t>
-      </w:r>
-      <w:r>
-        <w:rPr>
-          <w:rFonts w:hint="eastAsia" w:ascii="Times New Roman" w:hAnsi="Times New Roman" w:eastAsia="Times New Roman" w:cs="Times New Roman"/>
-        </w:rPr>
-        <w:t>：</w:t>
-      </w:r>
-      <w:r>
-        <w:rPr>
-          <w:rFonts w:hint="eastAsia" w:ascii="Times New Roman" w:hAnsi="Times New Roman" w:eastAsia="FangSong" w:cs="Times New Roman"/>
-        </w:rPr>
-        <w:t>题</w:t>
-      </w:r>
-      <w:r>
-        <w:rPr>
-          <w:rFonts w:hint="eastAsia" w:ascii="Times New Roman" w:hAnsi="Times New Roman" w:eastAsia="Times New Roman" w:cs="Times New Roman"/>
-        </w:rPr>
-        <w:t>-052-</w:t>
-      </w:r>
-      <w:r>
-        <w:rPr>
-          <w:rFonts w:hint="eastAsia" w:ascii="Times New Roman" w:hAnsi="Times New Roman" w:eastAsia="FangSong" w:cs="Times New Roman"/>
-        </w:rPr>
-        <w:t>初赛讲义</w:t>
-      </w:r>
-      <w:r>
-        <w:rPr>
-          <w:rFonts w:hint="eastAsia" w:ascii="Times New Roman" w:hAnsi="Times New Roman" w:eastAsia="Times New Roman" w:cs="Times New Roman"/>
-        </w:rPr>
-        <w:t>-</w:t>
-      </w:r>
-      <w:r>
-        <w:rPr>
-          <w:rFonts w:hint="eastAsia" w:ascii="Times New Roman" w:hAnsi="Times New Roman" w:eastAsia="FangSong" w:cs="Times New Roman"/>
-        </w:rPr>
-        <w:t>热力学和动力学初步</w:t>
-      </w:r>
-      <w:r>
-        <w:rPr>
-          <w:rFonts w:hint="eastAsia" w:ascii="Times New Roman" w:hAnsi="Times New Roman" w:eastAsia="Times New Roman" w:cs="Times New Roman"/>
-        </w:rPr>
-        <w:t>-</w:t>
-      </w:r>
-      <w:r>
-        <w:rPr>
-          <w:rFonts w:hint="eastAsia" w:ascii="Times New Roman" w:hAnsi="Times New Roman" w:eastAsia="FangSong" w:cs="Times New Roman"/>
-        </w:rPr>
-        <w:t>习题</w:t>
-      </w:r>
-      <w:r>
-        <w:rPr>
-          <w:rFonts w:hint="eastAsia" w:ascii="Times New Roman" w:hAnsi="Times New Roman" w:eastAsia="Times New Roman" w:cs="Times New Roman"/>
-        </w:rPr>
-        <w:t>8.25</w:t>
       </w:r>
     </w:p>
     <w:p>
@@ -18865,71 +18599,6 @@
     </w:p>
     <w:p>
       <w:pPr>
-        <w:pStyle w:val="BlockText"/>
-      </w:pPr>
-      <w:r>
-        <w:rPr>
-          <w:rFonts w:hint="eastAsia" w:ascii="Times New Roman" w:hAnsi="Times New Roman" w:eastAsia="FangSong" w:cs="Times New Roman"/>
-        </w:rPr>
-        <w:t>原题</w:t>
-      </w:r>
-      <w:r>
-        <w:rPr>
-          <w:rFonts w:hint="eastAsia" w:ascii="Times New Roman" w:hAnsi="Times New Roman" w:eastAsia="Times New Roman" w:cs="Times New Roman"/>
-        </w:rPr>
-        <w:t>：</w:t>
-      </w:r>
-      <w:r>
-        <w:rPr>
-          <w:rFonts w:hint="eastAsia" w:ascii="Times New Roman" w:hAnsi="Times New Roman" w:eastAsia="FangSong" w:cs="Times New Roman"/>
-        </w:rPr>
-        <w:t>题</w:t>
-      </w:r>
-      <w:r>
-        <w:rPr>
-          <w:rFonts w:hint="eastAsia" w:ascii="Times New Roman" w:hAnsi="Times New Roman" w:eastAsia="Times New Roman" w:cs="Times New Roman"/>
-        </w:rPr>
-        <w:t>-035-</w:t>
-      </w:r>
-      <w:r>
-        <w:rPr>
-          <w:rFonts w:hint="eastAsia" w:ascii="Times New Roman" w:hAnsi="Times New Roman" w:eastAsia="FangSong" w:cs="Times New Roman"/>
-        </w:rPr>
-        <w:t>初赛讲义</w:t>
-      </w:r>
-      <w:r>
-        <w:rPr>
-          <w:rFonts w:hint="eastAsia" w:ascii="Times New Roman" w:hAnsi="Times New Roman" w:eastAsia="Times New Roman" w:cs="Times New Roman"/>
-        </w:rPr>
-        <w:t>-</w:t>
-      </w:r>
-      <w:r>
-        <w:rPr>
-          <w:rFonts w:hint="eastAsia" w:ascii="Times New Roman" w:hAnsi="Times New Roman" w:eastAsia="FangSong" w:cs="Times New Roman"/>
-        </w:rPr>
-        <w:t>热力学和动力学初步</w:t>
-      </w:r>
-      <w:r>
-        <w:rPr>
-          <w:rFonts w:hint="eastAsia" w:ascii="Times New Roman" w:hAnsi="Times New Roman" w:eastAsia="Times New Roman" w:cs="Times New Roman"/>
-        </w:rPr>
-        <w:t>-</w:t>
-      </w:r>
-      <w:r>
-        <w:rPr>
-          <w:rFonts w:hint="eastAsia" w:ascii="Times New Roman" w:hAnsi="Times New Roman" w:eastAsia="FangSong" w:cs="Times New Roman"/>
-        </w:rPr>
-        <w:t>习题</w:t>
-      </w:r>
-      <w:r>
-        <w:rPr>
-          <w:rFonts w:hint="eastAsia" w:ascii="Times New Roman" w:hAnsi="Times New Roman" w:eastAsia="Times New Roman" w:cs="Times New Roman"/>
-        </w:rPr>
-        <w:t>8.32</w:t>
-      </w:r>
-    </w:p>
-    <w:p>
-      <w:pPr>
         <w:pStyle w:val="FirstParagraph"/>
       </w:pPr>
       <w:r>
@@ -20101,71 +19770,6 @@
     </w:p>
     <w:p>
       <w:pPr>
-        <w:pStyle w:val="BlockText"/>
-      </w:pPr>
-      <w:r>
-        <w:rPr>
-          <w:rFonts w:hint="eastAsia" w:ascii="Times New Roman" w:hAnsi="Times New Roman" w:eastAsia="FangSong" w:cs="Times New Roman"/>
-        </w:rPr>
-        <w:t>原题</w:t>
-      </w:r>
-      <w:r>
-        <w:rPr>
-          <w:rFonts w:hint="eastAsia" w:ascii="Times New Roman" w:hAnsi="Times New Roman" w:eastAsia="Times New Roman" w:cs="Times New Roman"/>
-        </w:rPr>
-        <w:t>：</w:t>
-      </w:r>
-      <w:r>
-        <w:rPr>
-          <w:rFonts w:hint="eastAsia" w:ascii="Times New Roman" w:hAnsi="Times New Roman" w:eastAsia="FangSong" w:cs="Times New Roman"/>
-        </w:rPr>
-        <w:t>题</w:t>
-      </w:r>
-      <w:r>
-        <w:rPr>
-          <w:rFonts w:hint="eastAsia" w:ascii="Times New Roman" w:hAnsi="Times New Roman" w:eastAsia="Times New Roman" w:cs="Times New Roman"/>
-        </w:rPr>
-        <w:t>-036-</w:t>
-      </w:r>
-      <w:r>
-        <w:rPr>
-          <w:rFonts w:hint="eastAsia" w:ascii="Times New Roman" w:hAnsi="Times New Roman" w:eastAsia="FangSong" w:cs="Times New Roman"/>
-        </w:rPr>
-        <w:t>初赛讲义</w:t>
-      </w:r>
-      <w:r>
-        <w:rPr>
-          <w:rFonts w:hint="eastAsia" w:ascii="Times New Roman" w:hAnsi="Times New Roman" w:eastAsia="Times New Roman" w:cs="Times New Roman"/>
-        </w:rPr>
-        <w:t>-</w:t>
-      </w:r>
-      <w:r>
-        <w:rPr>
-          <w:rFonts w:hint="eastAsia" w:ascii="Times New Roman" w:hAnsi="Times New Roman" w:eastAsia="FangSong" w:cs="Times New Roman"/>
-        </w:rPr>
-        <w:t>热力学和动力学初步</w:t>
-      </w:r>
-      <w:r>
-        <w:rPr>
-          <w:rFonts w:hint="eastAsia" w:ascii="Times New Roman" w:hAnsi="Times New Roman" w:eastAsia="Times New Roman" w:cs="Times New Roman"/>
-        </w:rPr>
-        <w:t>-</w:t>
-      </w:r>
-      <w:r>
-        <w:rPr>
-          <w:rFonts w:hint="eastAsia" w:ascii="Times New Roman" w:hAnsi="Times New Roman" w:eastAsia="FangSong" w:cs="Times New Roman"/>
-        </w:rPr>
-        <w:t>习题</w:t>
-      </w:r>
-      <w:r>
-        <w:rPr>
-          <w:rFonts w:hint="eastAsia" w:ascii="Times New Roman" w:hAnsi="Times New Roman" w:eastAsia="Times New Roman" w:cs="Times New Roman"/>
-        </w:rPr>
-        <w:t>8.34</w:t>
-      </w:r>
-    </w:p>
-    <w:p>
-      <w:pPr>
         <w:pStyle w:val="FirstParagraph"/>
       </w:pPr>
       <w:r>
@@ -21557,71 +21161,6 @@
       <w:r>
         <w:rPr>
           <w:rFonts w:hint="eastAsia" w:ascii="Times New Roman" w:hAnsi="Times New Roman" w:eastAsia="SimHei" w:cs="Times New Roman"/>
-        </w:rPr>
-        <w:t>习题</w:t>
-      </w:r>
-      <w:r>
-        <w:rPr>
-          <w:rFonts w:hint="eastAsia" w:ascii="Times New Roman" w:hAnsi="Times New Roman" w:eastAsia="Times New Roman" w:cs="Times New Roman"/>
-        </w:rPr>
-        <w:t>8.37</w:t>
-      </w:r>
-    </w:p>
-    <w:p>
-      <w:pPr>
-        <w:pStyle w:val="BlockText"/>
-      </w:pPr>
-      <w:r>
-        <w:rPr>
-          <w:rFonts w:hint="eastAsia" w:ascii="Times New Roman" w:hAnsi="Times New Roman" w:eastAsia="FangSong" w:cs="Times New Roman"/>
-        </w:rPr>
-        <w:t>原题</w:t>
-      </w:r>
-      <w:r>
-        <w:rPr>
-          <w:rFonts w:hint="eastAsia" w:ascii="Times New Roman" w:hAnsi="Times New Roman" w:eastAsia="Times New Roman" w:cs="Times New Roman"/>
-        </w:rPr>
-        <w:t>：</w:t>
-      </w:r>
-      <w:r>
-        <w:rPr>
-          <w:rFonts w:hint="eastAsia" w:ascii="Times New Roman" w:hAnsi="Times New Roman" w:eastAsia="FangSong" w:cs="Times New Roman"/>
-        </w:rPr>
-        <w:t>题</w:t>
-      </w:r>
-      <w:r>
-        <w:rPr>
-          <w:rFonts w:hint="eastAsia" w:ascii="Times New Roman" w:hAnsi="Times New Roman" w:eastAsia="Times New Roman" w:cs="Times New Roman"/>
-        </w:rPr>
-        <w:t>-038-</w:t>
-      </w:r>
-      <w:r>
-        <w:rPr>
-          <w:rFonts w:hint="eastAsia" w:ascii="Times New Roman" w:hAnsi="Times New Roman" w:eastAsia="FangSong" w:cs="Times New Roman"/>
-        </w:rPr>
-        <w:t>初赛讲义</w:t>
-      </w:r>
-      <w:r>
-        <w:rPr>
-          <w:rFonts w:hint="eastAsia" w:ascii="Times New Roman" w:hAnsi="Times New Roman" w:eastAsia="Times New Roman" w:cs="Times New Roman"/>
-        </w:rPr>
-        <w:t>-</w:t>
-      </w:r>
-      <w:r>
-        <w:rPr>
-          <w:rFonts w:hint="eastAsia" w:ascii="Times New Roman" w:hAnsi="Times New Roman" w:eastAsia="FangSong" w:cs="Times New Roman"/>
-        </w:rPr>
-        <w:t>热力学和动力学初步</w:t>
-      </w:r>
-      <w:r>
-        <w:rPr>
-          <w:rFonts w:hint="eastAsia" w:ascii="Times New Roman" w:hAnsi="Times New Roman" w:eastAsia="Times New Roman" w:cs="Times New Roman"/>
-        </w:rPr>
-        <w:t>-</w:t>
-      </w:r>
-      <w:r>
-        <w:rPr>
-          <w:rFonts w:hint="eastAsia" w:ascii="Times New Roman" w:hAnsi="Times New Roman" w:eastAsia="FangSong" w:cs="Times New Roman"/>
         </w:rPr>
         <w:t>习题</w:t>
       </w:r>
@@ -23089,71 +22628,6 @@
     </w:p>
     <w:p>
       <w:pPr>
-        <w:pStyle w:val="BlockText"/>
-      </w:pPr>
-      <w:r>
-        <w:rPr>
-          <w:rFonts w:hint="eastAsia" w:ascii="Times New Roman" w:hAnsi="Times New Roman" w:eastAsia="FangSong" w:cs="Times New Roman"/>
-        </w:rPr>
-        <w:t>原题</w:t>
-      </w:r>
-      <w:r>
-        <w:rPr>
-          <w:rFonts w:hint="eastAsia" w:ascii="Times New Roman" w:hAnsi="Times New Roman" w:eastAsia="Times New Roman" w:cs="Times New Roman"/>
-        </w:rPr>
-        <w:t>：</w:t>
-      </w:r>
-      <w:r>
-        <w:rPr>
-          <w:rFonts w:hint="eastAsia" w:ascii="Times New Roman" w:hAnsi="Times New Roman" w:eastAsia="FangSong" w:cs="Times New Roman"/>
-        </w:rPr>
-        <w:t>题</w:t>
-      </w:r>
-      <w:r>
-        <w:rPr>
-          <w:rFonts w:hint="eastAsia" w:ascii="Times New Roman" w:hAnsi="Times New Roman" w:eastAsia="Times New Roman" w:cs="Times New Roman"/>
-        </w:rPr>
-        <w:t>-039-</w:t>
-      </w:r>
-      <w:r>
-        <w:rPr>
-          <w:rFonts w:hint="eastAsia" w:ascii="Times New Roman" w:hAnsi="Times New Roman" w:eastAsia="FangSong" w:cs="Times New Roman"/>
-        </w:rPr>
-        <w:t>初赛讲义</w:t>
-      </w:r>
-      <w:r>
-        <w:rPr>
-          <w:rFonts w:hint="eastAsia" w:ascii="Times New Roman" w:hAnsi="Times New Roman" w:eastAsia="Times New Roman" w:cs="Times New Roman"/>
-        </w:rPr>
-        <w:t>-</w:t>
-      </w:r>
-      <w:r>
-        <w:rPr>
-          <w:rFonts w:hint="eastAsia" w:ascii="Times New Roman" w:hAnsi="Times New Roman" w:eastAsia="FangSong" w:cs="Times New Roman"/>
-        </w:rPr>
-        <w:t>热力学和动力学初步</w:t>
-      </w:r>
-      <w:r>
-        <w:rPr>
-          <w:rFonts w:hint="eastAsia" w:ascii="Times New Roman" w:hAnsi="Times New Roman" w:eastAsia="Times New Roman" w:cs="Times New Roman"/>
-        </w:rPr>
-        <w:t>-</w:t>
-      </w:r>
-      <w:r>
-        <w:rPr>
-          <w:rFonts w:hint="eastAsia" w:ascii="Times New Roman" w:hAnsi="Times New Roman" w:eastAsia="FangSong" w:cs="Times New Roman"/>
-        </w:rPr>
-        <w:t>习题</w:t>
-      </w:r>
-      <w:r>
-        <w:rPr>
-          <w:rFonts w:hint="eastAsia" w:ascii="Times New Roman" w:hAnsi="Times New Roman" w:eastAsia="Times New Roman" w:cs="Times New Roman"/>
-        </w:rPr>
-        <w:t>8.38</w:t>
-      </w:r>
-    </w:p>
-    <w:p>
-      <w:pPr>
         <w:pStyle w:val="FirstParagraph"/>
         <w:spacing w:after="80"/>
       </w:pPr>
@@ -23630,71 +23104,6 @@
     </w:p>
     <w:p>
       <w:pPr>
-        <w:pStyle w:val="BlockText"/>
-      </w:pPr>
-      <w:r>
-        <w:rPr>
-          <w:rFonts w:hint="eastAsia" w:ascii="Times New Roman" w:hAnsi="Times New Roman" w:eastAsia="FangSong" w:cs="Times New Roman"/>
-        </w:rPr>
-        <w:t>原题</w:t>
-      </w:r>
-      <w:r>
-        <w:rPr>
-          <w:rFonts w:hint="eastAsia" w:ascii="Times New Roman" w:hAnsi="Times New Roman" w:eastAsia="Times New Roman" w:cs="Times New Roman"/>
-        </w:rPr>
-        <w:t>：</w:t>
-      </w:r>
-      <w:r>
-        <w:rPr>
-          <w:rFonts w:hint="eastAsia" w:ascii="Times New Roman" w:hAnsi="Times New Roman" w:eastAsia="FangSong" w:cs="Times New Roman"/>
-        </w:rPr>
-        <w:t>题</w:t>
-      </w:r>
-      <w:r>
-        <w:rPr>
-          <w:rFonts w:hint="eastAsia" w:ascii="Times New Roman" w:hAnsi="Times New Roman" w:eastAsia="Times New Roman" w:cs="Times New Roman"/>
-        </w:rPr>
-        <w:t>-045-</w:t>
-      </w:r>
-      <w:r>
-        <w:rPr>
-          <w:rFonts w:hint="eastAsia" w:ascii="Times New Roman" w:hAnsi="Times New Roman" w:eastAsia="FangSong" w:cs="Times New Roman"/>
-        </w:rPr>
-        <w:t>初赛讲义</w:t>
-      </w:r>
-      <w:r>
-        <w:rPr>
-          <w:rFonts w:hint="eastAsia" w:ascii="Times New Roman" w:hAnsi="Times New Roman" w:eastAsia="Times New Roman" w:cs="Times New Roman"/>
-        </w:rPr>
-        <w:t>-</w:t>
-      </w:r>
-      <w:r>
-        <w:rPr>
-          <w:rFonts w:hint="eastAsia" w:ascii="Times New Roman" w:hAnsi="Times New Roman" w:eastAsia="FangSong" w:cs="Times New Roman"/>
-        </w:rPr>
-        <w:t>热力学和动力学初步</w:t>
-      </w:r>
-      <w:r>
-        <w:rPr>
-          <w:rFonts w:hint="eastAsia" w:ascii="Times New Roman" w:hAnsi="Times New Roman" w:eastAsia="Times New Roman" w:cs="Times New Roman"/>
-        </w:rPr>
-        <w:t>-</w:t>
-      </w:r>
-      <w:r>
-        <w:rPr>
-          <w:rFonts w:hint="eastAsia" w:ascii="Times New Roman" w:hAnsi="Times New Roman" w:eastAsia="FangSong" w:cs="Times New Roman"/>
-        </w:rPr>
-        <w:t>习题</w:t>
-      </w:r>
-      <w:r>
-        <w:rPr>
-          <w:rFonts w:hint="eastAsia" w:ascii="Times New Roman" w:hAnsi="Times New Roman" w:eastAsia="Times New Roman" w:cs="Times New Roman"/>
-        </w:rPr>
-        <w:t>8.47</w:t>
-      </w:r>
-    </w:p>
-    <w:p>
-      <w:pPr>
         <w:pStyle w:val="FirstParagraph"/>
       </w:pPr>
       <w:r>
@@ -25296,71 +24705,6 @@
     </w:p>
     <w:p>
       <w:pPr>
-        <w:pStyle w:val="BlockText"/>
-      </w:pPr>
-      <w:r>
-        <w:rPr>
-          <w:rFonts w:hint="eastAsia" w:ascii="Times New Roman" w:hAnsi="Times New Roman" w:eastAsia="FangSong" w:cs="Times New Roman"/>
-        </w:rPr>
-        <w:t>原题</w:t>
-      </w:r>
-      <w:r>
-        <w:rPr>
-          <w:rFonts w:hint="eastAsia" w:ascii="Times New Roman" w:hAnsi="Times New Roman" w:eastAsia="Times New Roman" w:cs="Times New Roman"/>
-        </w:rPr>
-        <w:t>：</w:t>
-      </w:r>
-      <w:r>
-        <w:rPr>
-          <w:rFonts w:hint="eastAsia" w:ascii="Times New Roman" w:hAnsi="Times New Roman" w:eastAsia="FangSong" w:cs="Times New Roman"/>
-        </w:rPr>
-        <w:t>题</w:t>
-      </w:r>
-      <w:r>
-        <w:rPr>
-          <w:rFonts w:hint="eastAsia" w:ascii="Times New Roman" w:hAnsi="Times New Roman" w:eastAsia="Times New Roman" w:cs="Times New Roman"/>
-        </w:rPr>
-        <w:t>-051-</w:t>
-      </w:r>
-      <w:r>
-        <w:rPr>
-          <w:rFonts w:hint="eastAsia" w:ascii="Times New Roman" w:hAnsi="Times New Roman" w:eastAsia="FangSong" w:cs="Times New Roman"/>
-        </w:rPr>
-        <w:t>上海中学</w:t>
-      </w:r>
-      <w:r>
-        <w:rPr>
-          <w:rFonts w:hint="eastAsia" w:ascii="Times New Roman" w:hAnsi="Times New Roman" w:eastAsia="Times New Roman" w:cs="Times New Roman"/>
-        </w:rPr>
-        <w:t>-</w:t>
-      </w:r>
-      <w:r>
-        <w:rPr>
-          <w:rFonts w:hint="eastAsia" w:ascii="Times New Roman" w:hAnsi="Times New Roman" w:eastAsia="FangSong" w:cs="Times New Roman"/>
-        </w:rPr>
-        <w:t>化学反应能量变化</w:t>
-      </w:r>
-      <w:r>
-        <w:rPr>
-          <w:rFonts w:hint="eastAsia" w:ascii="Times New Roman" w:hAnsi="Times New Roman" w:eastAsia="Times New Roman" w:cs="Times New Roman"/>
-        </w:rPr>
-        <w:t>-</w:t>
-      </w:r>
-      <w:r>
-        <w:rPr>
-          <w:rFonts w:hint="eastAsia" w:ascii="Times New Roman" w:hAnsi="Times New Roman" w:eastAsia="FangSong" w:cs="Times New Roman"/>
-        </w:rPr>
-        <w:t>习题</w:t>
-      </w:r>
-      <w:r>
-        <w:rPr>
-          <w:rFonts w:hint="eastAsia" w:ascii="Times New Roman" w:hAnsi="Times New Roman" w:eastAsia="Times New Roman" w:cs="Times New Roman"/>
-        </w:rPr>
-        <w:t>1</w:t>
-      </w:r>
-    </w:p>
-    <w:p>
-      <w:pPr>
         <w:pStyle w:val="FirstParagraph"/>
       </w:pPr>
       <w:r>
@@ -26039,71 +25383,6 @@
     </w:p>
     <w:p>
       <w:pPr>
-        <w:pStyle w:val="BlockText"/>
-      </w:pPr>
-      <w:r>
-        <w:rPr>
-          <w:rFonts w:hint="eastAsia" w:ascii="Times New Roman" w:hAnsi="Times New Roman" w:eastAsia="FangSong" w:cs="Times New Roman"/>
-        </w:rPr>
-        <w:t>原题</w:t>
-      </w:r>
-      <w:r>
-        <w:rPr>
-          <w:rFonts w:hint="eastAsia" w:ascii="Times New Roman" w:hAnsi="Times New Roman" w:eastAsia="Times New Roman" w:cs="Times New Roman"/>
-        </w:rPr>
-        <w:t>：</w:t>
-      </w:r>
-      <w:r>
-        <w:rPr>
-          <w:rFonts w:hint="eastAsia" w:ascii="Times New Roman" w:hAnsi="Times New Roman" w:eastAsia="FangSong" w:cs="Times New Roman"/>
-        </w:rPr>
-        <w:t>题</w:t>
-      </w:r>
-      <w:r>
-        <w:rPr>
-          <w:rFonts w:hint="eastAsia" w:ascii="Times New Roman" w:hAnsi="Times New Roman" w:eastAsia="Times New Roman" w:cs="Times New Roman"/>
-        </w:rPr>
-        <w:t>-051-</w:t>
-      </w:r>
-      <w:r>
-        <w:rPr>
-          <w:rFonts w:hint="eastAsia" w:ascii="Times New Roman" w:hAnsi="Times New Roman" w:eastAsia="FangSong" w:cs="Times New Roman"/>
-        </w:rPr>
-        <w:t>上海中学</w:t>
-      </w:r>
-      <w:r>
-        <w:rPr>
-          <w:rFonts w:hint="eastAsia" w:ascii="Times New Roman" w:hAnsi="Times New Roman" w:eastAsia="Times New Roman" w:cs="Times New Roman"/>
-        </w:rPr>
-        <w:t>-</w:t>
-      </w:r>
-      <w:r>
-        <w:rPr>
-          <w:rFonts w:hint="eastAsia" w:ascii="Times New Roman" w:hAnsi="Times New Roman" w:eastAsia="FangSong" w:cs="Times New Roman"/>
-        </w:rPr>
-        <w:t>化学反应能量变化</w:t>
-      </w:r>
-      <w:r>
-        <w:rPr>
-          <w:rFonts w:hint="eastAsia" w:ascii="Times New Roman" w:hAnsi="Times New Roman" w:eastAsia="Times New Roman" w:cs="Times New Roman"/>
-        </w:rPr>
-        <w:t>-</w:t>
-      </w:r>
-      <w:r>
-        <w:rPr>
-          <w:rFonts w:hint="eastAsia" w:ascii="Times New Roman" w:hAnsi="Times New Roman" w:eastAsia="FangSong" w:cs="Times New Roman"/>
-        </w:rPr>
-        <w:t>习题</w:t>
-      </w:r>
-      <w:r>
-        <w:rPr>
-          <w:rFonts w:hint="eastAsia" w:ascii="Times New Roman" w:hAnsi="Times New Roman" w:eastAsia="Times New Roman" w:cs="Times New Roman"/>
-        </w:rPr>
-        <w:t>3</w:t>
-      </w:r>
-    </w:p>
-    <w:p>
-      <w:pPr>
         <w:pStyle w:val="FirstParagraph"/>
       </w:pPr>
       <w:r>
@@ -27327,71 +26606,6 @@
       <w:r>
         <w:rPr>
           <w:rFonts w:hint="eastAsia" w:ascii="Times New Roman" w:hAnsi="Times New Roman" w:eastAsia="SimHei" w:cs="Times New Roman"/>
-        </w:rPr>
-        <w:t>习题</w:t>
-      </w:r>
-      <w:r>
-        <w:rPr>
-          <w:rFonts w:hint="eastAsia" w:ascii="Times New Roman" w:hAnsi="Times New Roman" w:eastAsia="Times New Roman" w:cs="Times New Roman"/>
-        </w:rPr>
-        <w:t>4</w:t>
-      </w:r>
-    </w:p>
-    <w:p>
-      <w:pPr>
-        <w:pStyle w:val="BlockText"/>
-      </w:pPr>
-      <w:r>
-        <w:rPr>
-          <w:rFonts w:hint="eastAsia" w:ascii="Times New Roman" w:hAnsi="Times New Roman" w:eastAsia="FangSong" w:cs="Times New Roman"/>
-        </w:rPr>
-        <w:t>原题</w:t>
-      </w:r>
-      <w:r>
-        <w:rPr>
-          <w:rFonts w:hint="eastAsia" w:ascii="Times New Roman" w:hAnsi="Times New Roman" w:eastAsia="Times New Roman" w:cs="Times New Roman"/>
-        </w:rPr>
-        <w:t>：</w:t>
-      </w:r>
-      <w:r>
-        <w:rPr>
-          <w:rFonts w:hint="eastAsia" w:ascii="Times New Roman" w:hAnsi="Times New Roman" w:eastAsia="FangSong" w:cs="Times New Roman"/>
-        </w:rPr>
-        <w:t>题</w:t>
-      </w:r>
-      <w:r>
-        <w:rPr>
-          <w:rFonts w:hint="eastAsia" w:ascii="Times New Roman" w:hAnsi="Times New Roman" w:eastAsia="Times New Roman" w:cs="Times New Roman"/>
-        </w:rPr>
-        <w:t>-051-</w:t>
-      </w:r>
-      <w:r>
-        <w:rPr>
-          <w:rFonts w:hint="eastAsia" w:ascii="Times New Roman" w:hAnsi="Times New Roman" w:eastAsia="FangSong" w:cs="Times New Roman"/>
-        </w:rPr>
-        <w:t>上海中学</w:t>
-      </w:r>
-      <w:r>
-        <w:rPr>
-          <w:rFonts w:hint="eastAsia" w:ascii="Times New Roman" w:hAnsi="Times New Roman" w:eastAsia="Times New Roman" w:cs="Times New Roman"/>
-        </w:rPr>
-        <w:t>-</w:t>
-      </w:r>
-      <w:r>
-        <w:rPr>
-          <w:rFonts w:hint="eastAsia" w:ascii="Times New Roman" w:hAnsi="Times New Roman" w:eastAsia="FangSong" w:cs="Times New Roman"/>
-        </w:rPr>
-        <w:t>化学反应能量变化</w:t>
-      </w:r>
-      <w:r>
-        <w:rPr>
-          <w:rFonts w:hint="eastAsia" w:ascii="Times New Roman" w:hAnsi="Times New Roman" w:eastAsia="Times New Roman" w:cs="Times New Roman"/>
-        </w:rPr>
-        <w:t>-</w:t>
-      </w:r>
-      <w:r>
-        <w:rPr>
-          <w:rFonts w:hint="eastAsia" w:ascii="Times New Roman" w:hAnsi="Times New Roman" w:eastAsia="FangSong" w:cs="Times New Roman"/>
         </w:rPr>
         <w:t>习题</w:t>
       </w:r>
@@ -28380,71 +27594,6 @@
     </w:p>
     <w:p>
       <w:pPr>
-        <w:pStyle w:val="BlockText"/>
-      </w:pPr>
-      <w:r>
-        <w:rPr>
-          <w:rFonts w:hint="eastAsia" w:ascii="Times New Roman" w:hAnsi="Times New Roman" w:eastAsia="FangSong" w:cs="Times New Roman"/>
-        </w:rPr>
-        <w:t>原题</w:t>
-      </w:r>
-      <w:r>
-        <w:rPr>
-          <w:rFonts w:hint="eastAsia" w:ascii="Times New Roman" w:hAnsi="Times New Roman" w:eastAsia="Times New Roman" w:cs="Times New Roman"/>
-        </w:rPr>
-        <w:t>：</w:t>
-      </w:r>
-      <w:r>
-        <w:rPr>
-          <w:rFonts w:hint="eastAsia" w:ascii="Times New Roman" w:hAnsi="Times New Roman" w:eastAsia="FangSong" w:cs="Times New Roman"/>
-        </w:rPr>
-        <w:t>题</w:t>
-      </w:r>
-      <w:r>
-        <w:rPr>
-          <w:rFonts w:hint="eastAsia" w:ascii="Times New Roman" w:hAnsi="Times New Roman" w:eastAsia="Times New Roman" w:cs="Times New Roman"/>
-        </w:rPr>
-        <w:t>-051-</w:t>
-      </w:r>
-      <w:r>
-        <w:rPr>
-          <w:rFonts w:hint="eastAsia" w:ascii="Times New Roman" w:hAnsi="Times New Roman" w:eastAsia="FangSong" w:cs="Times New Roman"/>
-        </w:rPr>
-        <w:t>上海中学</w:t>
-      </w:r>
-      <w:r>
-        <w:rPr>
-          <w:rFonts w:hint="eastAsia" w:ascii="Times New Roman" w:hAnsi="Times New Roman" w:eastAsia="Times New Roman" w:cs="Times New Roman"/>
-        </w:rPr>
-        <w:t>-</w:t>
-      </w:r>
-      <w:r>
-        <w:rPr>
-          <w:rFonts w:hint="eastAsia" w:ascii="Times New Roman" w:hAnsi="Times New Roman" w:eastAsia="FangSong" w:cs="Times New Roman"/>
-        </w:rPr>
-        <w:t>化学反应能量变化</w:t>
-      </w:r>
-      <w:r>
-        <w:rPr>
-          <w:rFonts w:hint="eastAsia" w:ascii="Times New Roman" w:hAnsi="Times New Roman" w:eastAsia="Times New Roman" w:cs="Times New Roman"/>
-        </w:rPr>
-        <w:t>-</w:t>
-      </w:r>
-      <w:r>
-        <w:rPr>
-          <w:rFonts w:hint="eastAsia" w:ascii="Times New Roman" w:hAnsi="Times New Roman" w:eastAsia="FangSong" w:cs="Times New Roman"/>
-        </w:rPr>
-        <w:t>习题</w:t>
-      </w:r>
-      <w:r>
-        <w:rPr>
-          <w:rFonts w:hint="eastAsia" w:ascii="Times New Roman" w:hAnsi="Times New Roman" w:eastAsia="Times New Roman" w:cs="Times New Roman"/>
-        </w:rPr>
-        <w:t>5</w:t>
-      </w:r>
-    </w:p>
-    <w:p>
-      <w:pPr>
         <w:pStyle w:val="FirstParagraph"/>
       </w:pPr>
       <w:r>
@@ -30026,71 +29175,6 @@
     </w:p>
     <w:p>
       <w:pPr>
-        <w:pStyle w:val="BlockText"/>
-      </w:pPr>
-      <w:r>
-        <w:rPr>
-          <w:rFonts w:hint="eastAsia" w:ascii="Times New Roman" w:hAnsi="Times New Roman" w:eastAsia="FangSong" w:cs="Times New Roman"/>
-        </w:rPr>
-        <w:t>原题</w:t>
-      </w:r>
-      <w:r>
-        <w:rPr>
-          <w:rFonts w:hint="eastAsia" w:ascii="Times New Roman" w:hAnsi="Times New Roman" w:eastAsia="Times New Roman" w:cs="Times New Roman"/>
-        </w:rPr>
-        <w:t>：</w:t>
-      </w:r>
-      <w:r>
-        <w:rPr>
-          <w:rFonts w:hint="eastAsia" w:ascii="Times New Roman" w:hAnsi="Times New Roman" w:eastAsia="FangSong" w:cs="Times New Roman"/>
-        </w:rPr>
-        <w:t>题</w:t>
-      </w:r>
-      <w:r>
-        <w:rPr>
-          <w:rFonts w:hint="eastAsia" w:ascii="Times New Roman" w:hAnsi="Times New Roman" w:eastAsia="Times New Roman" w:cs="Times New Roman"/>
-        </w:rPr>
-        <w:t>-051-</w:t>
-      </w:r>
-      <w:r>
-        <w:rPr>
-          <w:rFonts w:hint="eastAsia" w:ascii="Times New Roman" w:hAnsi="Times New Roman" w:eastAsia="FangSong" w:cs="Times New Roman"/>
-        </w:rPr>
-        <w:t>上海中学</w:t>
-      </w:r>
-      <w:r>
-        <w:rPr>
-          <w:rFonts w:hint="eastAsia" w:ascii="Times New Roman" w:hAnsi="Times New Roman" w:eastAsia="Times New Roman" w:cs="Times New Roman"/>
-        </w:rPr>
-        <w:t>-</w:t>
-      </w:r>
-      <w:r>
-        <w:rPr>
-          <w:rFonts w:hint="eastAsia" w:ascii="Times New Roman" w:hAnsi="Times New Roman" w:eastAsia="FangSong" w:cs="Times New Roman"/>
-        </w:rPr>
-        <w:t>化学反应能量变化</w:t>
-      </w:r>
-      <w:r>
-        <w:rPr>
-          <w:rFonts w:hint="eastAsia" w:ascii="Times New Roman" w:hAnsi="Times New Roman" w:eastAsia="Times New Roman" w:cs="Times New Roman"/>
-        </w:rPr>
-        <w:t>-</w:t>
-      </w:r>
-      <w:r>
-        <w:rPr>
-          <w:rFonts w:hint="eastAsia" w:ascii="Times New Roman" w:hAnsi="Times New Roman" w:eastAsia="FangSong" w:cs="Times New Roman"/>
-        </w:rPr>
-        <w:t>习题</w:t>
-      </w:r>
-      <w:r>
-        <w:rPr>
-          <w:rFonts w:hint="eastAsia" w:ascii="Times New Roman" w:hAnsi="Times New Roman" w:eastAsia="Times New Roman" w:cs="Times New Roman"/>
-        </w:rPr>
-        <w:t>6</w:t>
-      </w:r>
-    </w:p>
-    <w:p>
-      <w:pPr>
         <w:pStyle w:val="FirstParagraph"/>
       </w:pPr>
       <w:r>
@@ -31741,71 +30825,6 @@
     </w:p>
     <w:p>
       <w:pPr>
-        <w:pStyle w:val="BlockText"/>
-      </w:pPr>
-      <w:r>
-        <w:rPr>
-          <w:rFonts w:hint="eastAsia" w:ascii="Times New Roman" w:hAnsi="Times New Roman" w:eastAsia="FangSong" w:cs="Times New Roman"/>
-        </w:rPr>
-        <w:t>原题</w:t>
-      </w:r>
-      <w:r>
-        <w:rPr>
-          <w:rFonts w:hint="eastAsia" w:ascii="Times New Roman" w:hAnsi="Times New Roman" w:eastAsia="Times New Roman" w:cs="Times New Roman"/>
-        </w:rPr>
-        <w:t>：</w:t>
-      </w:r>
-      <w:r>
-        <w:rPr>
-          <w:rFonts w:hint="eastAsia" w:ascii="Times New Roman" w:hAnsi="Times New Roman" w:eastAsia="FangSong" w:cs="Times New Roman"/>
-        </w:rPr>
-        <w:t>题</w:t>
-      </w:r>
-      <w:r>
-        <w:rPr>
-          <w:rFonts w:hint="eastAsia" w:ascii="Times New Roman" w:hAnsi="Times New Roman" w:eastAsia="Times New Roman" w:cs="Times New Roman"/>
-        </w:rPr>
-        <w:t>-051-</w:t>
-      </w:r>
-      <w:r>
-        <w:rPr>
-          <w:rFonts w:hint="eastAsia" w:ascii="Times New Roman" w:hAnsi="Times New Roman" w:eastAsia="FangSong" w:cs="Times New Roman"/>
-        </w:rPr>
-        <w:t>上海中学</w:t>
-      </w:r>
-      <w:r>
-        <w:rPr>
-          <w:rFonts w:hint="eastAsia" w:ascii="Times New Roman" w:hAnsi="Times New Roman" w:eastAsia="Times New Roman" w:cs="Times New Roman"/>
-        </w:rPr>
-        <w:t>-</w:t>
-      </w:r>
-      <w:r>
-        <w:rPr>
-          <w:rFonts w:hint="eastAsia" w:ascii="Times New Roman" w:hAnsi="Times New Roman" w:eastAsia="FangSong" w:cs="Times New Roman"/>
-        </w:rPr>
-        <w:t>化学反应能量变化</w:t>
-      </w:r>
-      <w:r>
-        <w:rPr>
-          <w:rFonts w:hint="eastAsia" w:ascii="Times New Roman" w:hAnsi="Times New Roman" w:eastAsia="Times New Roman" w:cs="Times New Roman"/>
-        </w:rPr>
-        <w:t>-</w:t>
-      </w:r>
-      <w:r>
-        <w:rPr>
-          <w:rFonts w:hint="eastAsia" w:ascii="Times New Roman" w:hAnsi="Times New Roman" w:eastAsia="FangSong" w:cs="Times New Roman"/>
-        </w:rPr>
-        <w:t>习题</w:t>
-      </w:r>
-      <w:r>
-        <w:rPr>
-          <w:rFonts w:hint="eastAsia" w:ascii="Times New Roman" w:hAnsi="Times New Roman" w:eastAsia="Times New Roman" w:cs="Times New Roman"/>
-        </w:rPr>
-        <w:t>7</w:t>
-      </w:r>
-    </w:p>
-    <w:p>
-      <w:pPr>
         <w:pStyle w:val="FirstParagraph"/>
       </w:pPr>
       <w:r>
@@ -33611,71 +32630,6 @@
       <w:r>
         <w:rPr>
           <w:rFonts w:hint="eastAsia" w:ascii="Times New Roman" w:hAnsi="Times New Roman" w:eastAsia="SimHei" w:cs="Times New Roman"/>
-        </w:rPr>
-        <w:t>习题</w:t>
-      </w:r>
-      <w:r>
-        <w:rPr>
-          <w:rFonts w:hint="eastAsia" w:ascii="Times New Roman" w:hAnsi="Times New Roman" w:eastAsia="Times New Roman" w:cs="Times New Roman"/>
-        </w:rPr>
-        <w:t>8</w:t>
-      </w:r>
-    </w:p>
-    <w:p>
-      <w:pPr>
-        <w:pStyle w:val="BlockText"/>
-      </w:pPr>
-      <w:r>
-        <w:rPr>
-          <w:rFonts w:hint="eastAsia" w:ascii="Times New Roman" w:hAnsi="Times New Roman" w:eastAsia="FangSong" w:cs="Times New Roman"/>
-        </w:rPr>
-        <w:t>原题</w:t>
-      </w:r>
-      <w:r>
-        <w:rPr>
-          <w:rFonts w:hint="eastAsia" w:ascii="Times New Roman" w:hAnsi="Times New Roman" w:eastAsia="Times New Roman" w:cs="Times New Roman"/>
-        </w:rPr>
-        <w:t>：</w:t>
-      </w:r>
-      <w:r>
-        <w:rPr>
-          <w:rFonts w:hint="eastAsia" w:ascii="Times New Roman" w:hAnsi="Times New Roman" w:eastAsia="FangSong" w:cs="Times New Roman"/>
-        </w:rPr>
-        <w:t>题</w:t>
-      </w:r>
-      <w:r>
-        <w:rPr>
-          <w:rFonts w:hint="eastAsia" w:ascii="Times New Roman" w:hAnsi="Times New Roman" w:eastAsia="Times New Roman" w:cs="Times New Roman"/>
-        </w:rPr>
-        <w:t>-054-</w:t>
-      </w:r>
-      <w:r>
-        <w:rPr>
-          <w:rFonts w:hint="eastAsia" w:ascii="Times New Roman" w:hAnsi="Times New Roman" w:eastAsia="FangSong" w:cs="Times New Roman"/>
-        </w:rPr>
-        <w:t>上海中学</w:t>
-      </w:r>
-      <w:r>
-        <w:rPr>
-          <w:rFonts w:hint="eastAsia" w:ascii="Times New Roman" w:hAnsi="Times New Roman" w:eastAsia="Times New Roman" w:cs="Times New Roman"/>
-        </w:rPr>
-        <w:t>-</w:t>
-      </w:r>
-      <w:r>
-        <w:rPr>
-          <w:rFonts w:hint="eastAsia" w:ascii="Times New Roman" w:hAnsi="Times New Roman" w:eastAsia="FangSong" w:cs="Times New Roman"/>
-        </w:rPr>
-        <w:t>化学热力学基础</w:t>
-      </w:r>
-      <w:r>
-        <w:rPr>
-          <w:rFonts w:hint="eastAsia" w:ascii="Times New Roman" w:hAnsi="Times New Roman" w:eastAsia="Times New Roman" w:cs="Times New Roman"/>
-        </w:rPr>
-        <w:t>-</w:t>
-      </w:r>
-      <w:r>
-        <w:rPr>
-          <w:rFonts w:hint="eastAsia" w:ascii="Times New Roman" w:hAnsi="Times New Roman" w:eastAsia="FangSong" w:cs="Times New Roman"/>
         </w:rPr>
         <w:t>习题</w:t>
       </w:r>
@@ -34899,71 +33853,6 @@
     </w:p>
     <w:p>
       <w:pPr>
-        <w:pStyle w:val="BlockText"/>
-      </w:pPr>
-      <w:r>
-        <w:rPr>
-          <w:rFonts w:hint="eastAsia" w:ascii="Times New Roman" w:hAnsi="Times New Roman" w:eastAsia="FangSong" w:cs="Times New Roman"/>
-        </w:rPr>
-        <w:t>原题</w:t>
-      </w:r>
-      <w:r>
-        <w:rPr>
-          <w:rFonts w:hint="eastAsia" w:ascii="Times New Roman" w:hAnsi="Times New Roman" w:eastAsia="Times New Roman" w:cs="Times New Roman"/>
-        </w:rPr>
-        <w:t>：</w:t>
-      </w:r>
-      <w:r>
-        <w:rPr>
-          <w:rFonts w:hint="eastAsia" w:ascii="Times New Roman" w:hAnsi="Times New Roman" w:eastAsia="FangSong" w:cs="Times New Roman"/>
-        </w:rPr>
-        <w:t>题</w:t>
-      </w:r>
-      <w:r>
-        <w:rPr>
-          <w:rFonts w:hint="eastAsia" w:ascii="Times New Roman" w:hAnsi="Times New Roman" w:eastAsia="Times New Roman" w:cs="Times New Roman"/>
-        </w:rPr>
-        <w:t>-054-</w:t>
-      </w:r>
-      <w:r>
-        <w:rPr>
-          <w:rFonts w:hint="eastAsia" w:ascii="Times New Roman" w:hAnsi="Times New Roman" w:eastAsia="FangSong" w:cs="Times New Roman"/>
-        </w:rPr>
-        <w:t>上海中学</w:t>
-      </w:r>
-      <w:r>
-        <w:rPr>
-          <w:rFonts w:hint="eastAsia" w:ascii="Times New Roman" w:hAnsi="Times New Roman" w:eastAsia="Times New Roman" w:cs="Times New Roman"/>
-        </w:rPr>
-        <w:t>-</w:t>
-      </w:r>
-      <w:r>
-        <w:rPr>
-          <w:rFonts w:hint="eastAsia" w:ascii="Times New Roman" w:hAnsi="Times New Roman" w:eastAsia="FangSong" w:cs="Times New Roman"/>
-        </w:rPr>
-        <w:t>化学热力学基础</w:t>
-      </w:r>
-      <w:r>
-        <w:rPr>
-          <w:rFonts w:hint="eastAsia" w:ascii="Times New Roman" w:hAnsi="Times New Roman" w:eastAsia="Times New Roman" w:cs="Times New Roman"/>
-        </w:rPr>
-        <w:t>-</w:t>
-      </w:r>
-      <w:r>
-        <w:rPr>
-          <w:rFonts w:hint="eastAsia" w:ascii="Times New Roman" w:hAnsi="Times New Roman" w:eastAsia="FangSong" w:cs="Times New Roman"/>
-        </w:rPr>
-        <w:t>习题</w:t>
-      </w:r>
-      <w:r>
-        <w:rPr>
-          <w:rFonts w:hint="eastAsia" w:ascii="Times New Roman" w:hAnsi="Times New Roman" w:eastAsia="Times New Roman" w:cs="Times New Roman"/>
-        </w:rPr>
-        <w:t>9</w:t>
-      </w:r>
-    </w:p>
-    <w:p>
-      <w:pPr>
         <w:pStyle w:val="FirstParagraph"/>
       </w:pPr>
       <w:r>
@@ -35615,71 +34504,6 @@
     </w:p>
     <w:p>
       <w:pPr>
-        <w:pStyle w:val="BlockText"/>
-      </w:pPr>
-      <w:r>
-        <w:rPr>
-          <w:rFonts w:hint="eastAsia" w:ascii="Times New Roman" w:hAnsi="Times New Roman" w:eastAsia="FangSong" w:cs="Times New Roman"/>
-        </w:rPr>
-        <w:t>原题</w:t>
-      </w:r>
-      <w:r>
-        <w:rPr>
-          <w:rFonts w:hint="eastAsia" w:ascii="Times New Roman" w:hAnsi="Times New Roman" w:eastAsia="Times New Roman" w:cs="Times New Roman"/>
-        </w:rPr>
-        <w:t>：</w:t>
-      </w:r>
-      <w:r>
-        <w:rPr>
-          <w:rFonts w:hint="eastAsia" w:ascii="Times New Roman" w:hAnsi="Times New Roman" w:eastAsia="FangSong" w:cs="Times New Roman"/>
-        </w:rPr>
-        <w:t>题</w:t>
-      </w:r>
-      <w:r>
-        <w:rPr>
-          <w:rFonts w:hint="eastAsia" w:ascii="Times New Roman" w:hAnsi="Times New Roman" w:eastAsia="Times New Roman" w:cs="Times New Roman"/>
-        </w:rPr>
-        <w:t>-</w:t>
-      </w:r>
-      <w:r>
-        <w:rPr>
-          <w:rFonts w:hint="eastAsia" w:ascii="Times New Roman" w:hAnsi="Times New Roman" w:eastAsia="FangSong" w:cs="Times New Roman"/>
-        </w:rPr>
-        <w:t>赵鑫光</w:t>
-      </w:r>
-      <w:r>
-        <w:rPr>
-          <w:rFonts w:hint="eastAsia" w:ascii="Times New Roman" w:hAnsi="Times New Roman" w:eastAsia="Times New Roman" w:cs="Times New Roman"/>
-        </w:rPr>
-        <w:t>-</w:t>
-      </w:r>
-      <w:r>
-        <w:rPr>
-          <w:rFonts w:hint="eastAsia" w:ascii="Times New Roman" w:hAnsi="Times New Roman" w:eastAsia="FangSong" w:cs="Times New Roman"/>
-        </w:rPr>
-        <w:t>热力学</w:t>
-      </w:r>
-      <w:r>
-        <w:rPr>
-          <w:rFonts w:hint="eastAsia" w:ascii="Times New Roman" w:hAnsi="Times New Roman" w:eastAsia="Times New Roman" w:cs="Times New Roman"/>
-        </w:rPr>
-        <w:t>-</w:t>
-      </w:r>
-      <w:r>
-        <w:rPr>
-          <w:rFonts w:hint="eastAsia" w:ascii="Times New Roman" w:hAnsi="Times New Roman" w:eastAsia="FangSong" w:cs="Times New Roman"/>
-        </w:rPr>
-        <w:t>习</w:t>
-      </w:r>
-      <w:r>
-        <w:rPr>
-          <w:rFonts w:hint="eastAsia" w:ascii="Times New Roman" w:hAnsi="Times New Roman" w:eastAsia="Times New Roman" w:cs="Times New Roman"/>
-        </w:rPr>
-        <w:t>18</w:t>
-      </w:r>
-    </w:p>
-    <w:p>
-      <w:pPr>
         <w:pStyle w:val="FirstParagraph"/>
       </w:pPr>
       <w:r>
@@ -36044,71 +34868,6 @@
           <w:rFonts w:hint="eastAsia" w:ascii="Times New Roman" w:hAnsi="Times New Roman" w:eastAsia="Times New Roman" w:cs="Times New Roman"/>
         </w:rPr>
         <w:t>]</w:t>
-      </w:r>
-    </w:p>
-    <w:p>
-      <w:pPr>
-        <w:pStyle w:val="BlockText"/>
-      </w:pPr>
-      <w:r>
-        <w:rPr>
-          <w:rFonts w:hint="eastAsia" w:ascii="Times New Roman" w:hAnsi="Times New Roman" w:eastAsia="FangSong" w:cs="Times New Roman"/>
-        </w:rPr>
-        <w:t>原题</w:t>
-      </w:r>
-      <w:r>
-        <w:rPr>
-          <w:rFonts w:hint="eastAsia" w:ascii="Times New Roman" w:hAnsi="Times New Roman" w:eastAsia="Times New Roman" w:cs="Times New Roman"/>
-        </w:rPr>
-        <w:t>：</w:t>
-      </w:r>
-      <w:r>
-        <w:rPr>
-          <w:rFonts w:hint="eastAsia" w:ascii="Times New Roman" w:hAnsi="Times New Roman" w:eastAsia="FangSong" w:cs="Times New Roman"/>
-        </w:rPr>
-        <w:t>题</w:t>
-      </w:r>
-      <w:r>
-        <w:rPr>
-          <w:rFonts w:hint="eastAsia" w:ascii="Times New Roman" w:hAnsi="Times New Roman" w:eastAsia="Times New Roman" w:cs="Times New Roman"/>
-        </w:rPr>
-        <w:t>-</w:t>
-      </w:r>
-      <w:r>
-        <w:rPr>
-          <w:rFonts w:hint="eastAsia" w:ascii="Times New Roman" w:hAnsi="Times New Roman" w:eastAsia="FangSong" w:cs="Times New Roman"/>
-        </w:rPr>
-        <w:t>赵鑫光</w:t>
-      </w:r>
-      <w:r>
-        <w:rPr>
-          <w:rFonts w:hint="eastAsia" w:ascii="Times New Roman" w:hAnsi="Times New Roman" w:eastAsia="Times New Roman" w:cs="Times New Roman"/>
-        </w:rPr>
-        <w:t>-</w:t>
-      </w:r>
-      <w:r>
-        <w:rPr>
-          <w:rFonts w:hint="eastAsia" w:ascii="Times New Roman" w:hAnsi="Times New Roman" w:eastAsia="FangSong" w:cs="Times New Roman"/>
-        </w:rPr>
-        <w:t>热力学</w:t>
-      </w:r>
-      <w:r>
-        <w:rPr>
-          <w:rFonts w:hint="eastAsia" w:ascii="Times New Roman" w:hAnsi="Times New Roman" w:eastAsia="Times New Roman" w:cs="Times New Roman"/>
-        </w:rPr>
-        <w:t>-</w:t>
-      </w:r>
-      <w:r>
-        <w:rPr>
-          <w:rFonts w:hint="eastAsia" w:ascii="Times New Roman" w:hAnsi="Times New Roman" w:eastAsia="FangSong" w:cs="Times New Roman"/>
-        </w:rPr>
-        <w:t>习</w:t>
-      </w:r>
-      <w:r>
-        <w:rPr>
-          <w:rFonts w:hint="eastAsia" w:ascii="Times New Roman" w:hAnsi="Times New Roman" w:eastAsia="Times New Roman" w:cs="Times New Roman"/>
-        </w:rPr>
-        <w:t>21</w:t>
       </w:r>
     </w:p>
     <w:p>
@@ -36635,71 +35394,6 @@
     </w:p>
     <w:p>
       <w:pPr>
-        <w:pStyle w:val="BlockText"/>
-      </w:pPr>
-      <w:r>
-        <w:rPr>
-          <w:rFonts w:hint="eastAsia" w:ascii="Times New Roman" w:hAnsi="Times New Roman" w:eastAsia="FangSong" w:cs="Times New Roman"/>
-        </w:rPr>
-        <w:t>原题</w:t>
-      </w:r>
-      <w:r>
-        <w:rPr>
-          <w:rFonts w:hint="eastAsia" w:ascii="Times New Roman" w:hAnsi="Times New Roman" w:eastAsia="Times New Roman" w:cs="Times New Roman"/>
-        </w:rPr>
-        <w:t>：</w:t>
-      </w:r>
-      <w:r>
-        <w:rPr>
-          <w:rFonts w:hint="eastAsia" w:ascii="Times New Roman" w:hAnsi="Times New Roman" w:eastAsia="FangSong" w:cs="Times New Roman"/>
-        </w:rPr>
-        <w:t>题</w:t>
-      </w:r>
-      <w:r>
-        <w:rPr>
-          <w:rFonts w:hint="eastAsia" w:ascii="Times New Roman" w:hAnsi="Times New Roman" w:eastAsia="Times New Roman" w:cs="Times New Roman"/>
-        </w:rPr>
-        <w:t>-</w:t>
-      </w:r>
-      <w:r>
-        <w:rPr>
-          <w:rFonts w:hint="eastAsia" w:ascii="Times New Roman" w:hAnsi="Times New Roman" w:eastAsia="FangSong" w:cs="Times New Roman"/>
-        </w:rPr>
-        <w:t>赵鑫光</w:t>
-      </w:r>
-      <w:r>
-        <w:rPr>
-          <w:rFonts w:hint="eastAsia" w:ascii="Times New Roman" w:hAnsi="Times New Roman" w:eastAsia="Times New Roman" w:cs="Times New Roman"/>
-        </w:rPr>
-        <w:t>-</w:t>
-      </w:r>
-      <w:r>
-        <w:rPr>
-          <w:rFonts w:hint="eastAsia" w:ascii="Times New Roman" w:hAnsi="Times New Roman" w:eastAsia="FangSong" w:cs="Times New Roman"/>
-        </w:rPr>
-        <w:t>热力学</w:t>
-      </w:r>
-      <w:r>
-        <w:rPr>
-          <w:rFonts w:hint="eastAsia" w:ascii="Times New Roman" w:hAnsi="Times New Roman" w:eastAsia="Times New Roman" w:cs="Times New Roman"/>
-        </w:rPr>
-        <w:t>-</w:t>
-      </w:r>
-      <w:r>
-        <w:rPr>
-          <w:rFonts w:hint="eastAsia" w:ascii="Times New Roman" w:hAnsi="Times New Roman" w:eastAsia="FangSong" w:cs="Times New Roman"/>
-        </w:rPr>
-        <w:t>习</w:t>
-      </w:r>
-      <w:r>
-        <w:rPr>
-          <w:rFonts w:hint="eastAsia" w:ascii="Times New Roman" w:hAnsi="Times New Roman" w:eastAsia="Times New Roman" w:cs="Times New Roman"/>
-        </w:rPr>
-        <w:t>22</w:t>
-      </w:r>
-    </w:p>
-    <w:p>
-      <w:pPr>
         <w:pStyle w:val="FirstParagraph"/>
       </w:pPr>
       <w:r>
@@ -37339,71 +36033,6 @@
           <w:rFonts w:hint="eastAsia" w:ascii="Times New Roman" w:hAnsi="Times New Roman" w:eastAsia="Times New Roman" w:cs="Times New Roman"/>
         </w:rPr>
         <w:t>]</w:t>
-      </w:r>
-    </w:p>
-    <w:p>
-      <w:pPr>
-        <w:pStyle w:val="BlockText"/>
-      </w:pPr>
-      <w:r>
-        <w:rPr>
-          <w:rFonts w:hint="eastAsia" w:ascii="Times New Roman" w:hAnsi="Times New Roman" w:eastAsia="FangSong" w:cs="Times New Roman"/>
-        </w:rPr>
-        <w:t>原题</w:t>
-      </w:r>
-      <w:r>
-        <w:rPr>
-          <w:rFonts w:hint="eastAsia" w:ascii="Times New Roman" w:hAnsi="Times New Roman" w:eastAsia="Times New Roman" w:cs="Times New Roman"/>
-        </w:rPr>
-        <w:t>：</w:t>
-      </w:r>
-      <w:r>
-        <w:rPr>
-          <w:rFonts w:hint="eastAsia" w:ascii="Times New Roman" w:hAnsi="Times New Roman" w:eastAsia="FangSong" w:cs="Times New Roman"/>
-        </w:rPr>
-        <w:t>题</w:t>
-      </w:r>
-      <w:r>
-        <w:rPr>
-          <w:rFonts w:hint="eastAsia" w:ascii="Times New Roman" w:hAnsi="Times New Roman" w:eastAsia="Times New Roman" w:cs="Times New Roman"/>
-        </w:rPr>
-        <w:t>-</w:t>
-      </w:r>
-      <w:r>
-        <w:rPr>
-          <w:rFonts w:hint="eastAsia" w:ascii="Times New Roman" w:hAnsi="Times New Roman" w:eastAsia="FangSong" w:cs="Times New Roman"/>
-        </w:rPr>
-        <w:t>赵鑫光</w:t>
-      </w:r>
-      <w:r>
-        <w:rPr>
-          <w:rFonts w:hint="eastAsia" w:ascii="Times New Roman" w:hAnsi="Times New Roman" w:eastAsia="Times New Roman" w:cs="Times New Roman"/>
-        </w:rPr>
-        <w:t>-</w:t>
-      </w:r>
-      <w:r>
-        <w:rPr>
-          <w:rFonts w:hint="eastAsia" w:ascii="Times New Roman" w:hAnsi="Times New Roman" w:eastAsia="FangSong" w:cs="Times New Roman"/>
-        </w:rPr>
-        <w:t>热力学</w:t>
-      </w:r>
-      <w:r>
-        <w:rPr>
-          <w:rFonts w:hint="eastAsia" w:ascii="Times New Roman" w:hAnsi="Times New Roman" w:eastAsia="Times New Roman" w:cs="Times New Roman"/>
-        </w:rPr>
-        <w:t>-</w:t>
-      </w:r>
-      <w:r>
-        <w:rPr>
-          <w:rFonts w:hint="eastAsia" w:ascii="Times New Roman" w:hAnsi="Times New Roman" w:eastAsia="FangSong" w:cs="Times New Roman"/>
-        </w:rPr>
-        <w:t>习</w:t>
-      </w:r>
-      <w:r>
-        <w:rPr>
-          <w:rFonts w:hint="eastAsia" w:ascii="Times New Roman" w:hAnsi="Times New Roman" w:eastAsia="Times New Roman" w:cs="Times New Roman"/>
-        </w:rPr>
-        <w:t>24</w:t>
       </w:r>
     </w:p>
     <w:p>
@@ -37931,71 +36560,6 @@
           <w:rFonts w:hint="eastAsia" w:ascii="Times New Roman" w:hAnsi="Times New Roman" w:eastAsia="Times New Roman" w:cs="Times New Roman"/>
         </w:rPr>
         <w:t>]</w:t>
-      </w:r>
-    </w:p>
-    <w:p>
-      <w:pPr>
-        <w:pStyle w:val="BlockText"/>
-      </w:pPr>
-      <w:r>
-        <w:rPr>
-          <w:rFonts w:hint="eastAsia" w:ascii="Times New Roman" w:hAnsi="Times New Roman" w:eastAsia="FangSong" w:cs="Times New Roman"/>
-        </w:rPr>
-        <w:t>原题</w:t>
-      </w:r>
-      <w:r>
-        <w:rPr>
-          <w:rFonts w:hint="eastAsia" w:ascii="Times New Roman" w:hAnsi="Times New Roman" w:eastAsia="Times New Roman" w:cs="Times New Roman"/>
-        </w:rPr>
-        <w:t>：</w:t>
-      </w:r>
-      <w:r>
-        <w:rPr>
-          <w:rFonts w:hint="eastAsia" w:ascii="Times New Roman" w:hAnsi="Times New Roman" w:eastAsia="FangSong" w:cs="Times New Roman"/>
-        </w:rPr>
-        <w:t>题</w:t>
-      </w:r>
-      <w:r>
-        <w:rPr>
-          <w:rFonts w:hint="eastAsia" w:ascii="Times New Roman" w:hAnsi="Times New Roman" w:eastAsia="Times New Roman" w:cs="Times New Roman"/>
-        </w:rPr>
-        <w:t>-</w:t>
-      </w:r>
-      <w:r>
-        <w:rPr>
-          <w:rFonts w:hint="eastAsia" w:ascii="Times New Roman" w:hAnsi="Times New Roman" w:eastAsia="FangSong" w:cs="Times New Roman"/>
-        </w:rPr>
-        <w:t>赵鑫光</w:t>
-      </w:r>
-      <w:r>
-        <w:rPr>
-          <w:rFonts w:hint="eastAsia" w:ascii="Times New Roman" w:hAnsi="Times New Roman" w:eastAsia="Times New Roman" w:cs="Times New Roman"/>
-        </w:rPr>
-        <w:t>-</w:t>
-      </w:r>
-      <w:r>
-        <w:rPr>
-          <w:rFonts w:hint="eastAsia" w:ascii="Times New Roman" w:hAnsi="Times New Roman" w:eastAsia="FangSong" w:cs="Times New Roman"/>
-        </w:rPr>
-        <w:t>热力学</w:t>
-      </w:r>
-      <w:r>
-        <w:rPr>
-          <w:rFonts w:hint="eastAsia" w:ascii="Times New Roman" w:hAnsi="Times New Roman" w:eastAsia="Times New Roman" w:cs="Times New Roman"/>
-        </w:rPr>
-        <w:t>-</w:t>
-      </w:r>
-      <w:r>
-        <w:rPr>
-          <w:rFonts w:hint="eastAsia" w:ascii="Times New Roman" w:hAnsi="Times New Roman" w:eastAsia="FangSong" w:cs="Times New Roman"/>
-        </w:rPr>
-        <w:t>习</w:t>
-      </w:r>
-      <w:r>
-        <w:rPr>
-          <w:rFonts w:hint="eastAsia" w:ascii="Times New Roman" w:hAnsi="Times New Roman" w:eastAsia="Times New Roman" w:cs="Times New Roman"/>
-        </w:rPr>
-        <w:t>27</w:t>
       </w:r>
     </w:p>
     <w:p>
@@ -39024,2255 +37588,7 @@
     </w:p>
     <w:bookmarkEnd w:id="70"/>
     <w:bookmarkEnd w:id="71"/>
-    <w:bookmarkStart w:id="72" w:name="知识点索引"/>
-    <w:p>
-      <w:pPr>
-        <w:pStyle w:val="Heading2"/>
-        <w:spacing w:after="120" w:before="280"/>
-      </w:pPr>
-      <w:r>
-        <w:rPr>
-          <w:rFonts w:hint="eastAsia" w:ascii="Times New Roman" w:hAnsi="Times New Roman" w:eastAsia="SimHei" w:cs="Times New Roman"/>
-        </w:rPr>
-        <w:t xml:space="preserve">知识点索引</w:t>
-      </w:r>
-    </w:p>
-    <w:tbl>
-      <w:tblPr>
-        <w:tblStyle w:val="Table"/>
-        <w:tblW w:type="auto" w:w="0"/>
-        <w:tblLook w:firstRow="1" w:lastRow="0" w:firstColumn="0" w:lastColumn="0" w:noHBand="0" w:noVBand="0" w:val="0020"/>
-      </w:tblPr>
-      <w:tblGrid>
-        <w:gridCol w:w="3960"/>
-        <w:gridCol w:w="3960"/>
-      </w:tblGrid>
-      <w:tr>
-        <w:trPr>
-          <w:tblHeader w:val="on"/>
-        </w:trPr>
-        <w:tc>
-          <w:tcPr/>
-          <w:p>
-            <w:pPr>
-              <w:pStyle w:val="Compact"/>
-              <w:jc w:val="center"/>
-            </w:pPr>
-            <w:r>
-              <w:rPr>
-                <w:rFonts w:hint="eastAsia" w:ascii="Times New Roman" w:hAnsi="Times New Roman" w:eastAsia="SimHei" w:cs="Times New Roman"/>
-                <w:b/>
-              </w:rPr>
-              <w:t xml:space="preserve">知识点</w:t>
-            </w:r>
-          </w:p>
-        </w:tc>
-        <w:tc>
-          <w:tcPr/>
-          <w:p>
-            <w:pPr>
-              <w:pStyle w:val="Compact"/>
-              <w:jc w:val="center"/>
-            </w:pPr>
-            <w:r>
-              <w:rPr>
-                <w:rFonts w:hint="eastAsia" w:ascii="Times New Roman" w:hAnsi="Times New Roman" w:eastAsia="SimHei" w:cs="Times New Roman"/>
-                <w:b/>
-              </w:rPr>
-              <w:t xml:space="preserve">涉及题号</w:t>
-            </w:r>
-          </w:p>
-        </w:tc>
-      </w:tr>
-      <w:tr>
-        <w:tc>
-          <w:tcPr/>
-          <w:p>
-            <w:pPr>
-              <w:pStyle w:val="Compact"/>
-              <w:jc w:val="center"/>
-            </w:pPr>
-            <w:r>
-              <w:rPr>
-                <w:rFonts w:hint="eastAsia" w:ascii="Times New Roman" w:hAnsi="Times New Roman" w:eastAsia="FangSong" w:cs="Times New Roman"/>
-              </w:rPr>
-              <w:t xml:space="preserve">生成焓计算反应焓</w:t>
-            </w:r>
-          </w:p>
-        </w:tc>
-        <w:tc>
-          <w:tcPr/>
-          <w:p>
-            <w:pPr>
-              <w:pStyle w:val="Compact"/>
-              <w:jc w:val="center"/>
-            </w:pPr>
-            <w:r>
-              <w:rPr>
-                <w:rFonts w:ascii="Times New Roman" w:hAnsi="Times New Roman" w:eastAsia="Times New Roman" w:cs="Times New Roman"/>
-              </w:rPr>
-              <w:t xml:space="preserve">1, 18, 24, 38, 40, 41, 42, 43</w:t>
-            </w:r>
-          </w:p>
-        </w:tc>
-      </w:tr>
-      <w:tr>
-        <w:tc>
-          <w:tcPr/>
-          <w:p>
-            <w:pPr>
-              <w:pStyle w:val="Compact"/>
-              <w:jc w:val="center"/>
-            </w:pPr>
-            <w:r>
-              <w:rPr>
-                <w:rFonts w:hint="eastAsia" w:ascii="Times New Roman" w:hAnsi="Times New Roman" w:eastAsia="FangSong" w:cs="Times New Roman"/>
-              </w:rPr>
-              <w:t xml:space="preserve">键能估算反应热</w:t>
-            </w:r>
-          </w:p>
-        </w:tc>
-        <w:tc>
-          <w:tcPr/>
-          <w:p>
-            <w:pPr>
-              <w:pStyle w:val="Compact"/>
-              <w:jc w:val="center"/>
-            </w:pPr>
-            <w:r>
-              <w:rPr>
-                <w:rFonts w:ascii="Times New Roman" w:hAnsi="Times New Roman" w:eastAsia="Times New Roman" w:cs="Times New Roman"/>
-              </w:rPr>
-              <w:t xml:space="preserve">2</w:t>
-            </w:r>
-          </w:p>
-        </w:tc>
-      </w:tr>
-      <w:tr>
-        <w:tc>
-          <w:tcPr/>
-          <w:p>
-            <w:pPr>
-              <w:pStyle w:val="Compact"/>
-              <w:jc w:val="center"/>
-            </w:pPr>
-            <w:r>
-              <w:rPr>
-                <w:rFonts w:hint="eastAsia" w:ascii="Times New Roman" w:hAnsi="Times New Roman" w:eastAsia="FangSong" w:cs="Times New Roman"/>
-              </w:rPr>
-              <w:t xml:space="preserve">熵变判断</w:t>
-            </w:r>
-          </w:p>
-        </w:tc>
-        <w:tc>
-          <w:tcPr/>
-          <w:p>
-            <w:pPr>
-              <w:pStyle w:val="Compact"/>
-              <w:jc w:val="center"/>
-            </w:pPr>
-            <w:r>
-              <w:rPr>
-                <w:rFonts w:ascii="Times New Roman" w:hAnsi="Times New Roman" w:eastAsia="Times New Roman" w:cs="Times New Roman"/>
-              </w:rPr>
-              <w:t xml:space="preserve">3, 20, 21, 23, 45</w:t>
-            </w:r>
-          </w:p>
-        </w:tc>
-      </w:tr>
-      <w:tr>
-        <w:tc>
-          <w:tcPr/>
-          <w:p>
-            <w:pPr>
-              <w:pStyle w:val="Compact"/>
-              <w:jc w:val="center"/>
-            </w:pPr>
-            <w:r>
-              <w:rPr>
-                <w:rFonts w:ascii="Times New Roman" w:hAnsi="Times New Roman" w:eastAsia="Times New Roman" w:cs="Times New Roman"/>
-              </w:rPr>
-              <w:t xml:space="preserve">Gibbs </w:t>
-            </w:r>
-            <w:r>
-              <w:rPr>
-                <w:rFonts w:hint="eastAsia" w:ascii="Times New Roman" w:hAnsi="Times New Roman" w:eastAsia="FangSong" w:cs="Times New Roman"/>
-              </w:rPr>
-              <w:t xml:space="preserve">自由能计算</w:t>
-            </w:r>
-          </w:p>
-        </w:tc>
-        <w:tc>
-          <w:tcPr/>
-          <w:p>
-            <w:pPr>
-              <w:pStyle w:val="Compact"/>
-              <w:jc w:val="center"/>
-            </w:pPr>
-            <w:r>
-              <w:rPr>
-                <w:rFonts w:ascii="Times New Roman" w:hAnsi="Times New Roman" w:eastAsia="Times New Roman" w:cs="Times New Roman"/>
-              </w:rPr>
-              <w:t xml:space="preserve">4, 5, 9, 20, 21, 22, 29, 30, 31, 32, 44</w:t>
-            </w:r>
-          </w:p>
-        </w:tc>
-      </w:tr>
-      <w:tr>
-        <w:tc>
-          <w:tcPr/>
-          <w:p>
-            <w:pPr>
-              <w:pStyle w:val="Compact"/>
-              <w:jc w:val="center"/>
-            </w:pPr>
-            <w:r>
-              <w:rPr>
-                <w:rFonts w:hint="eastAsia" w:ascii="Times New Roman" w:hAnsi="Times New Roman" w:eastAsia="FangSong" w:cs="Times New Roman"/>
-              </w:rPr>
-              <w:t xml:space="preserve">自发性判据</w:t>
-            </w:r>
-          </w:p>
-        </w:tc>
-        <w:tc>
-          <w:tcPr/>
-          <w:p>
-            <w:pPr>
-              <w:pStyle w:val="Compact"/>
-              <w:jc w:val="center"/>
-            </w:pPr>
-            <w:r>
-              <w:rPr>
-                <w:rFonts w:ascii="Times New Roman" w:hAnsi="Times New Roman" w:eastAsia="Times New Roman" w:cs="Times New Roman"/>
-              </w:rPr>
-              <w:t xml:space="preserve">5, 9, 20, 21, 23, 29, 30, 31, 44, 45</w:t>
-            </w:r>
-          </w:p>
-        </w:tc>
-      </w:tr>
-      <w:tr>
-        <w:tc>
-          <w:tcPr/>
-          <w:p>
-            <w:pPr>
-              <w:pStyle w:val="Compact"/>
-              <w:jc w:val="center"/>
-            </w:pPr>
-            <w:r>
-              <w:rPr>
-                <w:rFonts w:ascii="Times New Roman" w:hAnsi="Times New Roman" w:eastAsia="Times New Roman" w:cs="Times New Roman"/>
-              </w:rPr>
-              <w:t xml:space="preserve">van’t Hoff </w:t>
-            </w:r>
-            <w:r>
-              <w:rPr>
-                <w:rFonts w:hint="eastAsia" w:ascii="Times New Roman" w:hAnsi="Times New Roman" w:eastAsia="FangSong" w:cs="Times New Roman"/>
-              </w:rPr>
-              <w:t xml:space="preserve">方程</w:t>
-            </w:r>
-          </w:p>
-        </w:tc>
-        <w:tc>
-          <w:tcPr/>
-          <w:p>
-            <w:pPr>
-              <w:pStyle w:val="Compact"/>
-              <w:jc w:val="center"/>
-            </w:pPr>
-            <w:r>
-              <w:rPr>
-                <w:rFonts w:ascii="Times New Roman" w:hAnsi="Times New Roman" w:eastAsia="Times New Roman" w:cs="Times New Roman"/>
-              </w:rPr>
-              <w:t xml:space="preserve">6, 32</w:t>
-            </w:r>
-          </w:p>
-        </w:tc>
-      </w:tr>
-      <w:tr>
-        <w:tc>
-          <w:tcPr/>
-          <w:p>
-            <w:pPr>
-              <w:pStyle w:val="Compact"/>
-              <w:jc w:val="center"/>
-            </w:pPr>
-            <w:r>
-              <w:rPr>
-                <w:rFonts w:ascii="Times New Roman" w:hAnsi="Times New Roman" w:eastAsia="Times New Roman" w:cs="Times New Roman"/>
-              </w:rPr>
-              <w:t xml:space="preserve">Le Chatelier </w:t>
-            </w:r>
-            <w:r>
-              <w:rPr>
-                <w:rFonts w:hint="eastAsia" w:ascii="Times New Roman" w:hAnsi="Times New Roman" w:eastAsia="FangSong" w:cs="Times New Roman"/>
-              </w:rPr>
-              <w:t xml:space="preserve">原理</w:t>
-            </w:r>
-          </w:p>
-        </w:tc>
-        <w:tc>
-          <w:tcPr/>
-          <w:p>
-            <w:pPr>
-              <w:pStyle w:val="Compact"/>
-              <w:jc w:val="center"/>
-            </w:pPr>
-            <w:r>
-              <w:rPr>
-                <w:rFonts w:ascii="Times New Roman" w:hAnsi="Times New Roman" w:eastAsia="Times New Roman" w:cs="Times New Roman"/>
-              </w:rPr>
-              <w:t xml:space="preserve">7, 8, 26</w:t>
-            </w:r>
-          </w:p>
-        </w:tc>
-      </w:tr>
-      <w:tr>
-        <w:tc>
-          <w:tcPr/>
-          <w:p>
-            <w:pPr>
-              <w:pStyle w:val="Compact"/>
-              <w:jc w:val="center"/>
-            </w:pPr>
-            <w:r>
-              <w:rPr>
-                <w:rFonts w:hint="eastAsia" w:ascii="Times New Roman" w:hAnsi="Times New Roman" w:eastAsia="FangSong" w:cs="Times New Roman"/>
-              </w:rPr>
-              <w:t>温度对平衡</w:t>
-            </w:r>
-            <w:r>
-              <w:rPr>
-                <w:rFonts w:hint="eastAsia" w:ascii="Times New Roman" w:hAnsi="Times New Roman" w:eastAsia="Times New Roman" w:cs="Times New Roman"/>
-              </w:rPr>
-              <w:t>/</w:t>
-            </w:r>
-            <w:r>
-              <w:rPr>
-                <w:rFonts w:hint="eastAsia" w:ascii="Times New Roman" w:hAnsi="Times New Roman" w:eastAsia="FangSong" w:cs="Times New Roman"/>
-              </w:rPr>
-              <w:t>速率的双重影响</w:t>
-            </w:r>
-          </w:p>
-        </w:tc>
-        <w:tc>
-          <w:tcPr/>
-          <w:p>
-            <w:pPr>
-              <w:pStyle w:val="Compact"/>
-              <w:jc w:val="center"/>
-            </w:pPr>
-            <w:r>
-              <w:rPr>
-                <w:rFonts w:ascii="Times New Roman" w:hAnsi="Times New Roman" w:eastAsia="Times New Roman" w:cs="Times New Roman"/>
-              </w:rPr>
-              <w:t xml:space="preserve">7, 26</w:t>
-            </w:r>
-          </w:p>
-        </w:tc>
-      </w:tr>
-      <w:tr>
-        <w:tc>
-          <w:tcPr/>
-          <w:p>
-            <w:pPr>
-              <w:pStyle w:val="Compact"/>
-              <w:jc w:val="center"/>
-            </w:pPr>
-            <w:r>
-              <w:rPr>
-                <w:rFonts w:hint="eastAsia" w:ascii="Times New Roman" w:hAnsi="Times New Roman" w:eastAsia="FangSong" w:cs="Times New Roman"/>
-              </w:rPr>
-              <w:t>动力学惰性</w:t>
-            </w:r>
-            <w:r>
-              <w:rPr>
-                <w:rFonts w:hint="eastAsia" w:ascii="Times New Roman" w:hAnsi="Times New Roman" w:eastAsia="Times New Roman" w:cs="Times New Roman"/>
-              </w:rPr>
-              <w:t>（</w:t>
-            </w:r>
-            <w:r>
-              <w:rPr>
-                <w:rFonts w:hint="eastAsia" w:ascii="Times New Roman" w:hAnsi="Times New Roman" w:eastAsia="FangSong" w:cs="Times New Roman"/>
-              </w:rPr>
-              <w:t>热力学可行</w:t>
-            </w:r>
-            <w:r>
-              <w:rPr>
-                <w:rFonts w:hint="eastAsia" w:ascii="Times New Roman" w:hAnsi="Times New Roman" w:eastAsia="Times New Roman" w:cs="Times New Roman"/>
-              </w:rPr>
-              <w:t>≠</w:t>
-            </w:r>
-            <w:r>
-              <w:rPr>
-                <w:rFonts w:hint="eastAsia" w:ascii="Times New Roman" w:hAnsi="Times New Roman" w:eastAsia="FangSong" w:cs="Times New Roman"/>
-              </w:rPr>
-              <w:t>动力学可行</w:t>
-            </w:r>
-            <w:r>
-              <w:rPr>
-                <w:rFonts w:hint="eastAsia" w:ascii="Times New Roman" w:hAnsi="Times New Roman" w:eastAsia="Times New Roman" w:cs="Times New Roman"/>
-              </w:rPr>
-              <w:t>）</w:t>
-            </w:r>
-          </w:p>
-        </w:tc>
-        <w:tc>
-          <w:tcPr/>
-          <w:p>
-            <w:pPr>
-              <w:pStyle w:val="Compact"/>
-              <w:jc w:val="center"/>
-            </w:pPr>
-            <w:r>
-              <w:rPr>
-                <w:rFonts w:ascii="Times New Roman" w:hAnsi="Times New Roman" w:eastAsia="Times New Roman" w:cs="Times New Roman"/>
-              </w:rPr>
-              <w:t xml:space="preserve">10</w:t>
-            </w:r>
-          </w:p>
-        </w:tc>
-      </w:tr>
-      <w:tr>
-        <w:tc>
-          <w:tcPr/>
-          <w:p>
-            <w:pPr>
-              <w:pStyle w:val="Compact"/>
-              <w:jc w:val="center"/>
-            </w:pPr>
-            <w:r>
-              <w:rPr>
-                <w:rFonts w:ascii="Times New Roman" w:hAnsi="Times New Roman" w:eastAsia="Times New Roman" w:cs="Times New Roman"/>
-              </w:rPr>
-              <w:t xml:space="preserve">Clausius-Clapeyron </w:t>
-            </w:r>
-            <w:r>
-              <w:rPr>
-                <w:rFonts w:hint="eastAsia" w:ascii="Times New Roman" w:hAnsi="Times New Roman" w:eastAsia="FangSong" w:cs="Times New Roman"/>
-              </w:rPr>
-              <w:t xml:space="preserve">方程</w:t>
-            </w:r>
-          </w:p>
-        </w:tc>
-        <w:tc>
-          <w:tcPr/>
-          <w:p>
-            <w:pPr>
-              <w:pStyle w:val="Compact"/>
-              <w:jc w:val="center"/>
-            </w:pPr>
-            <w:r>
-              <w:rPr>
-                <w:rFonts w:ascii="Times New Roman" w:hAnsi="Times New Roman" w:eastAsia="Times New Roman" w:cs="Times New Roman"/>
-              </w:rPr>
-              <w:t xml:space="preserve">12, 35</w:t>
-            </w:r>
-          </w:p>
-        </w:tc>
-      </w:tr>
-      <w:tr>
-        <w:tc>
-          <w:tcPr/>
-          <w:p>
-            <w:pPr>
-              <w:pStyle w:val="Compact"/>
-              <w:jc w:val="center"/>
-            </w:pPr>
-            <w:r>
-              <w:rPr>
-                <w:rFonts w:ascii="Times New Roman" w:hAnsi="Times New Roman" w:eastAsia="Times New Roman" w:cs="Times New Roman"/>
-              </w:rPr>
-              <w:t xml:space="preserve">Clapeyron </w:t>
-            </w:r>
-            <w:r>
-              <w:rPr>
-                <w:rFonts w:hint="eastAsia" w:ascii="Times New Roman" w:hAnsi="Times New Roman" w:eastAsia="FangSong" w:cs="Times New Roman"/>
-              </w:rPr>
-              <w:t xml:space="preserve">方程</w:t>
-            </w:r>
-          </w:p>
-        </w:tc>
-        <w:tc>
-          <w:tcPr/>
-          <w:p>
-            <w:pPr>
-              <w:pStyle w:val="Compact"/>
-              <w:jc w:val="center"/>
-            </w:pPr>
-            <w:r>
-              <w:rPr>
-                <w:rFonts w:ascii="Times New Roman" w:hAnsi="Times New Roman" w:eastAsia="Times New Roman" w:cs="Times New Roman"/>
-              </w:rPr>
-              <w:t xml:space="preserve">13</w:t>
-            </w:r>
-          </w:p>
-        </w:tc>
-      </w:tr>
-      <w:tr>
-        <w:tc>
-          <w:tcPr/>
-          <w:p>
-            <w:pPr>
-              <w:pStyle w:val="Compact"/>
-              <w:jc w:val="center"/>
-            </w:pPr>
-            <w:r>
-              <w:rPr>
-                <w:rFonts w:hint="eastAsia" w:ascii="Times New Roman" w:hAnsi="Times New Roman" w:eastAsia="FangSong" w:cs="Times New Roman"/>
-              </w:rPr>
-              <w:t xml:space="preserve">理想溶液气液平衡</w:t>
-            </w:r>
-          </w:p>
-        </w:tc>
-        <w:tc>
-          <w:tcPr/>
-          <w:p>
-            <w:pPr>
-              <w:pStyle w:val="Compact"/>
-              <w:jc w:val="center"/>
-            </w:pPr>
-            <w:r>
-              <w:rPr>
-                <w:rFonts w:ascii="Times New Roman" w:hAnsi="Times New Roman" w:eastAsia="Times New Roman" w:cs="Times New Roman"/>
-              </w:rPr>
-              <w:t xml:space="preserve">14</w:t>
-            </w:r>
-          </w:p>
-        </w:tc>
-      </w:tr>
-      <w:tr>
-        <w:tc>
-          <w:tcPr/>
-          <w:p>
-            <w:pPr>
-              <w:pStyle w:val="Compact"/>
-              <w:jc w:val="center"/>
-            </w:pPr>
-            <w:r>
-              <w:rPr>
-                <w:rFonts w:hint="eastAsia" w:ascii="Times New Roman" w:hAnsi="Times New Roman" w:eastAsia="FangSong" w:cs="Times New Roman"/>
-              </w:rPr>
-              <w:t xml:space="preserve">沸点升高原理</w:t>
-            </w:r>
-          </w:p>
-        </w:tc>
-        <w:tc>
-          <w:tcPr/>
-          <w:p>
-            <w:pPr>
-              <w:pStyle w:val="Compact"/>
-              <w:jc w:val="center"/>
-            </w:pPr>
-            <w:r>
-              <w:rPr>
-                <w:rFonts w:ascii="Times New Roman" w:hAnsi="Times New Roman" w:eastAsia="Times New Roman" w:cs="Times New Roman"/>
-              </w:rPr>
-              <w:t xml:space="preserve">15</w:t>
-            </w:r>
-          </w:p>
-        </w:tc>
-      </w:tr>
-      <w:tr>
-        <w:tc>
-          <w:tcPr/>
-          <w:p>
-            <w:pPr>
-              <w:pStyle w:val="Compact"/>
-              <w:jc w:val="center"/>
-            </w:pPr>
-            <w:r>
-              <w:rPr>
-                <w:rFonts w:hint="eastAsia" w:ascii="Times New Roman" w:hAnsi="Times New Roman" w:eastAsia="FangSong" w:cs="Times New Roman"/>
-              </w:rPr>
-              <w:t xml:space="preserve">平衡常数与转化率</w:t>
-            </w:r>
-          </w:p>
-        </w:tc>
-        <w:tc>
-          <w:tcPr/>
-          <w:p>
-            <w:pPr>
-              <w:pStyle w:val="Compact"/>
-              <w:jc w:val="center"/>
-            </w:pPr>
-            <w:r>
-              <w:rPr>
-                <w:rFonts w:ascii="Times New Roman" w:hAnsi="Times New Roman" w:eastAsia="Times New Roman" w:cs="Times New Roman"/>
-              </w:rPr>
-              <w:t xml:space="preserve">16, 33, 34</w:t>
-            </w:r>
-          </w:p>
-        </w:tc>
-      </w:tr>
-      <w:tr>
-        <w:tc>
-          <w:tcPr/>
-          <w:p>
-            <w:pPr>
-              <w:pStyle w:val="Compact"/>
-              <w:jc w:val="center"/>
-            </w:pPr>
-            <w:r>
-              <w:rPr>
-                <w:rFonts w:hint="eastAsia" w:ascii="Times New Roman" w:hAnsi="Times New Roman" w:eastAsia="FangSong" w:cs="Times New Roman"/>
-              </w:rPr>
-              <w:t xml:space="preserve">蒸发热与</w:t>
-            </w:r>
-            <w:r>
-              <w:rPr>
-                <w:rFonts w:ascii="Times New Roman" w:hAnsi="Times New Roman" w:eastAsia="Times New Roman" w:cs="Times New Roman"/>
-              </w:rPr>
-              <w:t xml:space="preserve"> Third Law</w:t>
-            </w:r>
-          </w:p>
-        </w:tc>
-        <w:tc>
-          <w:tcPr/>
-          <w:p>
-            <w:pPr>
-              <w:pStyle w:val="Compact"/>
-              <w:jc w:val="center"/>
-            </w:pPr>
-            <w:r>
-              <w:rPr>
-                <w:rFonts w:ascii="Times New Roman" w:hAnsi="Times New Roman" w:eastAsia="Times New Roman" w:cs="Times New Roman"/>
-              </w:rPr>
-              <w:t xml:space="preserve">11, 25</w:t>
-            </w:r>
-          </w:p>
-        </w:tc>
-      </w:tr>
-      <w:tr>
-        <w:tc>
-          <w:tcPr/>
-          <w:p>
-            <w:pPr>
-              <w:pStyle w:val="Compact"/>
-              <w:jc w:val="center"/>
-            </w:pPr>
-            <w:r>
-              <w:rPr>
-                <w:rFonts w:hint="eastAsia" w:ascii="Times New Roman" w:hAnsi="Times New Roman" w:eastAsia="FangSong" w:cs="Times New Roman"/>
-              </w:rPr>
-              <w:t xml:space="preserve">量热学</w:t>
-            </w:r>
-          </w:p>
-        </w:tc>
-        <w:tc>
-          <w:tcPr/>
-          <w:p>
-            <w:pPr>
-              <w:pStyle w:val="Compact"/>
-              <w:jc w:val="center"/>
-            </w:pPr>
-            <w:r>
-              <w:rPr>
-                <w:rFonts w:ascii="Times New Roman" w:hAnsi="Times New Roman" w:eastAsia="Times New Roman" w:cs="Times New Roman"/>
-              </w:rPr>
-              <w:t xml:space="preserve">24</w:t>
-            </w:r>
-          </w:p>
-        </w:tc>
-      </w:tr>
-      <w:tr>
-        <w:tc>
-          <w:tcPr/>
-          <w:p>
-            <w:pPr>
-              <w:pStyle w:val="Compact"/>
-              <w:jc w:val="center"/>
-            </w:pPr>
-            <w:r>
-              <w:rPr>
-                <w:rFonts w:ascii="Times New Roman" w:hAnsi="Times New Roman" w:eastAsia="Times New Roman" w:cs="Times New Roman"/>
-              </w:rPr>
-              <w:t xml:space="preserve">Born-Haber </w:t>
-            </w:r>
-            <w:r>
-              <w:rPr>
-                <w:rFonts w:hint="eastAsia" w:ascii="Times New Roman" w:hAnsi="Times New Roman" w:eastAsia="FangSong" w:cs="Times New Roman"/>
-              </w:rPr>
-              <w:t xml:space="preserve">循环</w:t>
-            </w:r>
-          </w:p>
-        </w:tc>
-        <w:tc>
-          <w:tcPr/>
-          <w:p>
-            <w:pPr>
-              <w:pStyle w:val="Compact"/>
-              <w:jc w:val="center"/>
-            </w:pPr>
-            <w:r>
-              <w:rPr>
-                <w:rFonts w:ascii="Times New Roman" w:hAnsi="Times New Roman" w:eastAsia="Times New Roman" w:cs="Times New Roman"/>
-              </w:rPr>
-              <w:t xml:space="preserve">28</w:t>
-            </w:r>
-          </w:p>
-        </w:tc>
-      </w:tr>
-      <w:tr>
-        <w:tc>
-          <w:tcPr/>
-          <w:p>
-            <w:pPr>
-              <w:pStyle w:val="Compact"/>
-              <w:jc w:val="center"/>
-            </w:pPr>
-            <w:r>
-              <w:rPr>
-                <w:rFonts w:hint="eastAsia" w:ascii="Times New Roman" w:hAnsi="Times New Roman" w:eastAsia="FangSong" w:cs="Times New Roman"/>
-              </w:rPr>
-              <w:t xml:space="preserve">燃料电池热力学</w:t>
-            </w:r>
-          </w:p>
-        </w:tc>
-        <w:tc>
-          <w:tcPr/>
-          <w:p>
-            <w:pPr>
-              <w:pStyle w:val="Compact"/>
-              <w:jc w:val="center"/>
-            </w:pPr>
-            <w:r>
-              <w:rPr>
-                <w:rFonts w:ascii="Times New Roman" w:hAnsi="Times New Roman" w:eastAsia="Times New Roman" w:cs="Times New Roman"/>
-              </w:rPr>
-              <w:t xml:space="preserve">27, 37</w:t>
-            </w:r>
-          </w:p>
-        </w:tc>
-      </w:tr>
-      <w:tr>
-        <w:tc>
-          <w:tcPr/>
-          <w:p>
-            <w:pPr>
-              <w:pStyle w:val="Compact"/>
-              <w:jc w:val="center"/>
-            </w:pPr>
-            <w:r>
-              <w:rPr>
-                <w:rFonts w:hint="eastAsia" w:ascii="Times New Roman" w:hAnsi="Times New Roman" w:eastAsia="FangSong" w:cs="Times New Roman"/>
-              </w:rPr>
-              <w:t xml:space="preserve">焓驱动</w:t>
-            </w:r>
-            <w:r>
-              <w:rPr>
-                <w:rFonts w:ascii="Times New Roman" w:hAnsi="Times New Roman" w:eastAsia="Times New Roman" w:cs="Times New Roman"/>
-              </w:rPr>
-              <w:t xml:space="preserve"> vs </w:t>
-            </w:r>
-            <w:r>
-              <w:rPr>
-                <w:rFonts w:hint="eastAsia" w:ascii="Times New Roman" w:hAnsi="Times New Roman" w:eastAsia="FangSong" w:cs="Times New Roman"/>
-              </w:rPr>
-              <w:t xml:space="preserve">熵驱动</w:t>
-            </w:r>
-          </w:p>
-        </w:tc>
-        <w:tc>
-          <w:tcPr/>
-          <w:p>
-            <w:pPr>
-              <w:pStyle w:val="Compact"/>
-              <w:jc w:val="center"/>
-            </w:pPr>
-            <w:r>
-              <w:rPr>
-                <w:rFonts w:ascii="Times New Roman" w:hAnsi="Times New Roman" w:eastAsia="Times New Roman" w:cs="Times New Roman"/>
-              </w:rPr>
-              <w:t xml:space="preserve">5, 9, 22, 23, 30, 44, 45</w:t>
-            </w:r>
-          </w:p>
-        </w:tc>
-      </w:tr>
-      <w:tr>
-        <w:tc>
-          <w:tcPr/>
-          <w:p>
-            <w:pPr>
-              <w:pStyle w:val="Compact"/>
-              <w:jc w:val="center"/>
-            </w:pPr>
-            <w:r>
-              <w:rPr>
-                <w:rFonts w:hint="eastAsia" w:ascii="Times New Roman" w:hAnsi="Times New Roman" w:eastAsia="FangSong" w:cs="Times New Roman"/>
-              </w:rPr>
-              <w:t xml:space="preserve">盖斯定律</w:t>
-            </w:r>
-          </w:p>
-        </w:tc>
-        <w:tc>
-          <w:tcPr/>
-          <w:p>
-            <w:pPr>
-              <w:pStyle w:val="Compact"/>
-              <w:jc w:val="center"/>
-            </w:pPr>
-            <w:r>
-              <w:rPr>
-                <w:rFonts w:ascii="Times New Roman" w:hAnsi="Times New Roman" w:eastAsia="Times New Roman" w:cs="Times New Roman"/>
-              </w:rPr>
-              <w:t xml:space="preserve">38, 39, 40, 41, 42, 43</w:t>
-            </w:r>
-          </w:p>
-        </w:tc>
-      </w:tr>
-      <w:tr>
-        <w:tc>
-          <w:tcPr/>
-          <w:p>
-            <w:pPr>
-              <w:pStyle w:val="Compact"/>
-              <w:jc w:val="center"/>
-            </w:pPr>
-            <w:r>
-              <w:rPr>
-                <w:rFonts w:hint="eastAsia" w:ascii="Times New Roman" w:hAnsi="Times New Roman" w:eastAsia="FangSong" w:cs="Times New Roman"/>
-              </w:rPr>
-              <w:t xml:space="preserve">化学平衡计算</w:t>
-            </w:r>
-          </w:p>
-        </w:tc>
-        <w:tc>
-          <w:tcPr/>
-          <w:p>
-            <w:pPr>
-              <w:pStyle w:val="Compact"/>
-              <w:jc w:val="center"/>
-            </w:pPr>
-            <w:r>
-              <w:rPr>
-                <w:rFonts w:ascii="Times New Roman" w:hAnsi="Times New Roman" w:eastAsia="Times New Roman" w:cs="Times New Roman"/>
-              </w:rPr>
-              <w:t xml:space="preserve">33, 34</w:t>
-            </w:r>
-          </w:p>
-        </w:tc>
-      </w:tr>
-      <w:tr>
-        <w:tc>
-          <w:tcPr/>
-          <w:p>
-            <w:pPr>
-              <w:pStyle w:val="Compact"/>
-              <w:jc w:val="center"/>
-            </w:pPr>
-            <w:r>
-              <w:rPr>
-                <w:rFonts w:hint="eastAsia" w:ascii="Times New Roman" w:hAnsi="Times New Roman" w:eastAsia="FangSong" w:cs="Times New Roman"/>
-              </w:rPr>
-              <w:t xml:space="preserve">分压与理想气体</w:t>
-            </w:r>
-          </w:p>
-        </w:tc>
-        <w:tc>
-          <w:tcPr/>
-          <w:p>
-            <w:pPr>
-              <w:pStyle w:val="Compact"/>
-              <w:jc w:val="center"/>
-            </w:pPr>
-            <w:r>
-              <w:rPr>
-                <w:rFonts w:ascii="Times New Roman" w:hAnsi="Times New Roman" w:eastAsia="Times New Roman" w:cs="Times New Roman"/>
-              </w:rPr>
-              <w:t xml:space="preserve">33, 35</w:t>
-            </w:r>
-          </w:p>
-        </w:tc>
-      </w:tr>
-      <w:tr>
-        <w:tc>
-          <w:tcPr/>
-          <w:p>
-            <w:pPr>
-              <w:pStyle w:val="Compact"/>
-              <w:jc w:val="center"/>
-            </w:pPr>
-            <w:r>
-              <w:rPr>
-                <w:rFonts w:ascii="Times New Roman" w:hAnsi="Times New Roman" w:eastAsia="Times New Roman" w:cs="Times New Roman"/>
-              </w:rPr>
-              <w:t xml:space="preserve">Ellingham </w:t>
-            </w:r>
-            <w:r>
-              <w:rPr>
-                <w:rFonts w:hint="eastAsia" w:ascii="Times New Roman" w:hAnsi="Times New Roman" w:eastAsia="FangSong" w:cs="Times New Roman"/>
-              </w:rPr>
-              <w:t xml:space="preserve">图</w:t>
-            </w:r>
-          </w:p>
-        </w:tc>
-        <w:tc>
-          <w:tcPr/>
-          <w:p>
-            <w:pPr>
-              <w:pStyle w:val="Compact"/>
-              <w:jc w:val="center"/>
-            </w:pPr>
-            <w:r>
-              <w:rPr>
-                <w:rFonts w:ascii="Times New Roman" w:hAnsi="Times New Roman" w:eastAsia="Times New Roman" w:cs="Times New Roman"/>
-              </w:rPr>
-              <w:t xml:space="preserve">45</w:t>
-            </w:r>
-          </w:p>
-        </w:tc>
-      </w:tr>
-      <w:tr>
-        <w:tc>
-          <w:tcPr/>
-          <w:p>
-            <w:pPr>
-              <w:pStyle w:val="Compact"/>
-              <w:jc w:val="center"/>
-            </w:pPr>
-            <w:r>
-              <w:rPr>
-                <w:rFonts w:hint="eastAsia" w:ascii="Times New Roman" w:hAnsi="Times New Roman" w:eastAsia="FangSong" w:cs="Times New Roman"/>
-              </w:rPr>
-              <w:t xml:space="preserve">氢键热力学</w:t>
-            </w:r>
-          </w:p>
-        </w:tc>
-        <w:tc>
-          <w:tcPr/>
-          <w:p>
-            <w:pPr>
-              <w:pStyle w:val="Compact"/>
-              <w:jc w:val="center"/>
-            </w:pPr>
-            <w:r>
-              <w:rPr>
-                <w:rFonts w:ascii="Times New Roman" w:hAnsi="Times New Roman" w:eastAsia="Times New Roman" w:cs="Times New Roman"/>
-              </w:rPr>
-              <w:t xml:space="preserve">36</w:t>
-            </w:r>
-          </w:p>
-        </w:tc>
-      </w:tr>
-      <w:tr>
-        <w:tc>
-          <w:tcPr/>
-          <w:p>
-            <w:pPr>
-              <w:pStyle w:val="Compact"/>
-              <w:jc w:val="center"/>
-            </w:pPr>
-            <w:r>
-              <w:rPr>
-                <w:rFonts w:hint="eastAsia" w:ascii="Times New Roman" w:hAnsi="Times New Roman" w:eastAsia="FangSong" w:cs="Times New Roman"/>
-              </w:rPr>
-              <w:t xml:space="preserve">比燃烧焓</w:t>
-            </w:r>
-          </w:p>
-        </w:tc>
-        <w:tc>
-          <w:tcPr/>
-          <w:p>
-            <w:pPr>
-              <w:pStyle w:val="Compact"/>
-              <w:jc w:val="center"/>
-            </w:pPr>
-            <w:r>
-              <w:rPr>
-                <w:rFonts w:ascii="Times New Roman" w:hAnsi="Times New Roman" w:eastAsia="Times New Roman" w:cs="Times New Roman"/>
-              </w:rPr>
-              <w:t xml:space="preserve">37</w:t>
-            </w:r>
-          </w:p>
-        </w:tc>
-      </w:tr>
-    </w:tbl>
-    <w:p>
-      <w:pPr>
-        <w:spacing w:before="160" w:after="80"/>
-      </w:pPr>
-      <w:r>
-        <w:pict>
-          <v:rect style="width:0;height:1.5pt" o:hralign="center" o:hrstd="t" o:hr="t"/>
-        </w:pict>
-      </w:r>
-    </w:p>
     <w:bookmarkEnd w:id="72"/>
-    <w:bookmarkStart w:id="73" w:name="来源索引"/>
-    <w:p>
-      <w:pPr>
-        <w:pStyle w:val="Heading2"/>
-        <w:spacing w:after="120" w:before="280"/>
-      </w:pPr>
-      <w:r>
-        <w:rPr>
-          <w:rFonts w:hint="eastAsia" w:ascii="Times New Roman" w:hAnsi="Times New Roman" w:eastAsia="SimHei" w:cs="Times New Roman"/>
-        </w:rPr>
-        <w:t xml:space="preserve">来源索引</w:t>
-      </w:r>
-    </w:p>
-    <w:tbl>
-      <w:tblPr>
-        <w:tblStyle w:val="Table"/>
-        <w:tblW w:type="auto" w:w="0"/>
-        <w:tblLook w:firstRow="1" w:lastRow="0" w:firstColumn="0" w:lastColumn="0" w:noHBand="0" w:noVBand="0" w:val="0020"/>
-      </w:tblPr>
-      <w:tblGrid>
-        <w:gridCol w:w="2640"/>
-        <w:gridCol w:w="2640"/>
-        <w:gridCol w:w="2640"/>
-      </w:tblGrid>
-      <w:tr>
-        <w:trPr>
-          <w:tblHeader w:val="on"/>
-        </w:trPr>
-        <w:tc>
-          <w:tcPr/>
-          <w:p>
-            <w:pPr>
-              <w:pStyle w:val="Compact"/>
-              <w:jc w:val="center"/>
-            </w:pPr>
-            <w:r>
-              <w:rPr>
-                <w:rFonts w:hint="eastAsia" w:ascii="Times New Roman" w:hAnsi="Times New Roman" w:eastAsia="SimHei" w:cs="Times New Roman"/>
-                <w:b/>
-              </w:rPr>
-              <w:t xml:space="preserve">来源标签</w:t>
-            </w:r>
-          </w:p>
-        </w:tc>
-        <w:tc>
-          <w:tcPr/>
-          <w:p>
-            <w:pPr>
-              <w:pStyle w:val="Compact"/>
-              <w:jc w:val="center"/>
-            </w:pPr>
-            <w:r>
-              <w:rPr>
-                <w:rFonts w:hint="eastAsia" w:ascii="Times New Roman" w:hAnsi="Times New Roman" w:eastAsia="SimHei" w:cs="Times New Roman"/>
-                <w:b/>
-              </w:rPr>
-              <w:t xml:space="preserve">涉及题号</w:t>
-            </w:r>
-          </w:p>
-        </w:tc>
-        <w:tc>
-          <w:tcPr/>
-          <w:p>
-            <w:pPr>
-              <w:pStyle w:val="Compact"/>
-              <w:jc w:val="center"/>
-            </w:pPr>
-            <w:r>
-              <w:rPr>
-                <w:rFonts w:hint="eastAsia" w:ascii="Times New Roman" w:hAnsi="Times New Roman" w:eastAsia="SimHei" w:cs="Times New Roman"/>
-                <w:b/>
-              </w:rPr>
-              <w:t xml:space="preserve">题数</w:t>
-            </w:r>
-          </w:p>
-        </w:tc>
-      </w:tr>
-      <w:tr>
-        <w:tc>
-          <w:tcPr/>
-          <w:p>
-            <w:pPr>
-              <w:pStyle w:val="Compact"/>
-              <w:jc w:val="center"/>
-            </w:pPr>
-            <w:r>
-              <w:rPr>
-                <w:rFonts w:hint="eastAsia" w:ascii="Times New Roman" w:hAnsi="Times New Roman" w:eastAsia="Times New Roman" w:cs="Times New Roman"/>
-              </w:rPr>
-              <w:t>[</w:t>
-            </w:r>
-            <w:r>
-              <w:rPr>
-                <w:rFonts w:hint="eastAsia" w:ascii="Times New Roman" w:hAnsi="Times New Roman" w:eastAsia="FangSong" w:cs="Times New Roman"/>
-              </w:rPr>
-              <w:t>普化</w:t>
-            </w:r>
-            <w:r>
-              <w:rPr>
-                <w:rFonts w:hint="eastAsia" w:ascii="Times New Roman" w:hAnsi="Times New Roman" w:eastAsia="Times New Roman" w:cs="Times New Roman"/>
-              </w:rPr>
-              <w:t>]</w:t>
-            </w:r>
-          </w:p>
-        </w:tc>
-        <w:tc>
-          <w:tcPr/>
-          <w:p>
-            <w:pPr>
-              <w:pStyle w:val="Compact"/>
-              <w:jc w:val="center"/>
-            </w:pPr>
-            <w:r>
-              <w:rPr>
-                <w:rFonts w:ascii="Times New Roman" w:hAnsi="Times New Roman" w:eastAsia="Times New Roman" w:cs="Times New Roman"/>
-              </w:rPr>
-              <w:t xml:space="preserve">1, 2, 3, 4, 5, 6, 11, 12, 13, 14, 15</w:t>
-            </w:r>
-          </w:p>
-        </w:tc>
-        <w:tc>
-          <w:tcPr/>
-          <w:p>
-            <w:pPr>
-              <w:pStyle w:val="Compact"/>
-              <w:jc w:val="center"/>
-            </w:pPr>
-            <w:r>
-              <w:rPr>
-                <w:rFonts w:ascii="Times New Roman" w:hAnsi="Times New Roman" w:eastAsia="Times New Roman" w:cs="Times New Roman"/>
-              </w:rPr>
-              <w:t xml:space="preserve">11</w:t>
-            </w:r>
-          </w:p>
-        </w:tc>
-      </w:tr>
-      <w:tr>
-        <w:tc>
-          <w:tcPr/>
-          <w:p>
-            <w:pPr>
-              <w:pStyle w:val="Compact"/>
-              <w:jc w:val="center"/>
-            </w:pPr>
-            <w:r>
-              <w:rPr>
-                <w:rFonts w:hint="eastAsia" w:ascii="Times New Roman" w:hAnsi="Times New Roman" w:eastAsia="Times New Roman" w:cs="Times New Roman"/>
-              </w:rPr>
-              <w:t>[</w:t>
-            </w:r>
-            <w:r>
-              <w:rPr>
-                <w:rFonts w:hint="eastAsia" w:ascii="Times New Roman" w:hAnsi="Times New Roman" w:eastAsia="FangSong" w:cs="Times New Roman"/>
-              </w:rPr>
-              <w:t>质心</w:t>
-            </w:r>
-            <w:r>
-              <w:rPr>
-                <w:rFonts w:hint="eastAsia" w:ascii="Times New Roman" w:hAnsi="Times New Roman" w:eastAsia="Times New Roman" w:cs="Times New Roman"/>
-              </w:rPr>
-              <w:t>]</w:t>
-            </w:r>
-          </w:p>
-        </w:tc>
-        <w:tc>
-          <w:tcPr/>
-          <w:p>
-            <w:pPr>
-              <w:pStyle w:val="Compact"/>
-              <w:jc w:val="center"/>
-            </w:pPr>
-            <w:r>
-              <w:rPr>
-                <w:rFonts w:ascii="Times New Roman" w:hAnsi="Times New Roman" w:eastAsia="Times New Roman" w:cs="Times New Roman"/>
-              </w:rPr>
-              <w:t xml:space="preserve">7, 8, 9, 10</w:t>
-            </w:r>
-          </w:p>
-        </w:tc>
-        <w:tc>
-          <w:tcPr/>
-          <w:p>
-            <w:pPr>
-              <w:pStyle w:val="Compact"/>
-              <w:jc w:val="center"/>
-            </w:pPr>
-            <w:r>
-              <w:rPr>
-                <w:rFonts w:ascii="Times New Roman" w:hAnsi="Times New Roman" w:eastAsia="Times New Roman" w:cs="Times New Roman"/>
-              </w:rPr>
-              <w:t xml:space="preserve">4</w:t>
-            </w:r>
-          </w:p>
-        </w:tc>
-      </w:tr>
-      <w:tr>
-        <w:tc>
-          <w:tcPr/>
-          <w:p>
-            <w:pPr>
-              <w:pStyle w:val="Compact"/>
-              <w:jc w:val="center"/>
-            </w:pPr>
-            <w:r>
-              <w:rPr>
-                <w:rFonts w:hint="eastAsia" w:ascii="Times New Roman" w:hAnsi="Times New Roman" w:eastAsia="Times New Roman" w:cs="Times New Roman"/>
-              </w:rPr>
-              <w:t>[</w:t>
-            </w:r>
-            <w:r>
-              <w:rPr>
-                <w:rFonts w:hint="eastAsia" w:ascii="Times New Roman" w:hAnsi="Times New Roman" w:eastAsia="FangSong" w:cs="Times New Roman"/>
-              </w:rPr>
-              <w:t>真题</w:t>
-            </w:r>
-            <w:r>
-              <w:rPr>
-                <w:rFonts w:hint="eastAsia" w:ascii="Times New Roman" w:hAnsi="Times New Roman" w:eastAsia="Times New Roman" w:cs="Times New Roman"/>
-              </w:rPr>
-              <w:t>]</w:t>
-            </w:r>
-          </w:p>
-        </w:tc>
-        <w:tc>
-          <w:tcPr/>
-          <w:p>
-            <w:pPr>
-              <w:pStyle w:val="Compact"/>
-              <w:jc w:val="center"/>
-            </w:pPr>
-            <w:r>
-              <w:rPr>
-                <w:rFonts w:ascii="Times New Roman" w:hAnsi="Times New Roman" w:eastAsia="Times New Roman" w:cs="Times New Roman"/>
-              </w:rPr>
-              <w:t xml:space="preserve">18, 19, 20, 21, 22, 23</w:t>
-            </w:r>
-          </w:p>
-        </w:tc>
-        <w:tc>
-          <w:tcPr/>
-          <w:p>
-            <w:pPr>
-              <w:pStyle w:val="Compact"/>
-              <w:jc w:val="center"/>
-            </w:pPr>
-            <w:r>
-              <w:rPr>
-                <w:rFonts w:ascii="Times New Roman" w:hAnsi="Times New Roman" w:eastAsia="Times New Roman" w:cs="Times New Roman"/>
-              </w:rPr>
-              <w:t xml:space="preserve">6</w:t>
-            </w:r>
-          </w:p>
-        </w:tc>
-      </w:tr>
-      <w:tr>
-        <w:tc>
-          <w:tcPr/>
-          <w:p>
-            <w:pPr>
-              <w:pStyle w:val="Compact"/>
-              <w:jc w:val="center"/>
-            </w:pPr>
-            <w:r>
-              <w:rPr>
-                <w:rFonts w:hint="eastAsia" w:ascii="Times New Roman" w:hAnsi="Times New Roman" w:eastAsia="Times New Roman" w:cs="Times New Roman"/>
-              </w:rPr>
-              <w:t>[</w:t>
-            </w:r>
-            <w:r>
-              <w:rPr>
-                <w:rFonts w:hint="eastAsia" w:ascii="Times New Roman" w:hAnsi="Times New Roman" w:eastAsia="FangSong" w:cs="Times New Roman"/>
-              </w:rPr>
-              <w:t>真题库</w:t>
-            </w:r>
-            <w:r>
-              <w:rPr>
-                <w:rFonts w:hint="eastAsia" w:ascii="Times New Roman" w:hAnsi="Times New Roman" w:eastAsia="Times New Roman" w:cs="Times New Roman"/>
-              </w:rPr>
-              <w:t>]</w:t>
-            </w:r>
-          </w:p>
-        </w:tc>
-        <w:tc>
-          <w:tcPr/>
-          <w:p>
-            <w:pPr>
-              <w:pStyle w:val="Compact"/>
-              <w:jc w:val="center"/>
-            </w:pPr>
-            <w:r>
-              <w:rPr>
-                <w:rFonts w:ascii="Times New Roman" w:hAnsi="Times New Roman" w:eastAsia="Times New Roman" w:cs="Times New Roman"/>
-              </w:rPr>
-              <w:t xml:space="preserve">28</w:t>
-            </w:r>
-          </w:p>
-        </w:tc>
-        <w:tc>
-          <w:tcPr/>
-          <w:p>
-            <w:pPr>
-              <w:pStyle w:val="Compact"/>
-              <w:jc w:val="center"/>
-            </w:pPr>
-            <w:r>
-              <w:rPr>
-                <w:rFonts w:ascii="Times New Roman" w:hAnsi="Times New Roman" w:eastAsia="Times New Roman" w:cs="Times New Roman"/>
-              </w:rPr>
-              <w:t xml:space="preserve">1</w:t>
-            </w:r>
-          </w:p>
-        </w:tc>
-      </w:tr>
-      <w:tr>
-        <w:tc>
-          <w:tcPr/>
-          <w:p>
-            <w:pPr>
-              <w:pStyle w:val="Compact"/>
-              <w:jc w:val="center"/>
-            </w:pPr>
-            <w:r>
-              <w:rPr>
-                <w:rFonts w:ascii="Times New Roman" w:hAnsi="Times New Roman" w:eastAsia="Times New Roman" w:cs="Times New Roman"/>
-              </w:rPr>
-              <w:t xml:space="preserve">[Atkins]</w:t>
-            </w:r>
-          </w:p>
-        </w:tc>
-        <w:tc>
-          <w:tcPr/>
-          <w:p>
-            <w:pPr>
-              <w:pStyle w:val="Compact"/>
-              <w:jc w:val="center"/>
-            </w:pPr>
-            <w:r>
-              <w:rPr>
-                <w:rFonts w:ascii="Times New Roman" w:hAnsi="Times New Roman" w:eastAsia="Times New Roman" w:cs="Times New Roman"/>
-              </w:rPr>
-              <w:t xml:space="preserve">17</w:t>
-            </w:r>
-          </w:p>
-        </w:tc>
-        <w:tc>
-          <w:tcPr/>
-          <w:p>
-            <w:pPr>
-              <w:pStyle w:val="Compact"/>
-              <w:jc w:val="center"/>
-            </w:pPr>
-            <w:r>
-              <w:rPr>
-                <w:rFonts w:ascii="Times New Roman" w:hAnsi="Times New Roman" w:eastAsia="Times New Roman" w:cs="Times New Roman"/>
-              </w:rPr>
-              <w:t xml:space="preserve">1</w:t>
-            </w:r>
-          </w:p>
-        </w:tc>
-      </w:tr>
-      <w:tr>
-        <w:tc>
-          <w:tcPr/>
-          <w:p>
-            <w:pPr>
-              <w:pStyle w:val="Compact"/>
-              <w:jc w:val="center"/>
-            </w:pPr>
-            <w:r>
-              <w:rPr>
-                <w:rFonts w:hint="eastAsia" w:ascii="Times New Roman" w:hAnsi="Times New Roman" w:eastAsia="Times New Roman" w:cs="Times New Roman"/>
-              </w:rPr>
-              <w:t>[</w:t>
-            </w:r>
-            <w:r>
-              <w:rPr>
-                <w:rFonts w:hint="eastAsia" w:ascii="Times New Roman" w:hAnsi="Times New Roman" w:eastAsia="FangSong" w:cs="Times New Roman"/>
-              </w:rPr>
-              <w:t>经典</w:t>
-            </w:r>
-            <w:r>
-              <w:rPr>
-                <w:rFonts w:hint="eastAsia" w:ascii="Times New Roman" w:hAnsi="Times New Roman" w:eastAsia="Times New Roman" w:cs="Times New Roman"/>
-              </w:rPr>
-              <w:t>]</w:t>
-            </w:r>
-          </w:p>
-        </w:tc>
-        <w:tc>
-          <w:tcPr/>
-          <w:p>
-            <w:pPr>
-              <w:pStyle w:val="Compact"/>
-              <w:jc w:val="center"/>
-            </w:pPr>
-            <w:r>
-              <w:rPr>
-                <w:rFonts w:ascii="Times New Roman" w:hAnsi="Times New Roman" w:eastAsia="Times New Roman" w:cs="Times New Roman"/>
-              </w:rPr>
-              <w:t xml:space="preserve">16</w:t>
-            </w:r>
-          </w:p>
-        </w:tc>
-        <w:tc>
-          <w:tcPr/>
-          <w:p>
-            <w:pPr>
-              <w:pStyle w:val="Compact"/>
-              <w:jc w:val="center"/>
-            </w:pPr>
-            <w:r>
-              <w:rPr>
-                <w:rFonts w:ascii="Times New Roman" w:hAnsi="Times New Roman" w:eastAsia="Times New Roman" w:cs="Times New Roman"/>
-              </w:rPr>
-              <w:t xml:space="preserve">1</w:t>
-            </w:r>
-          </w:p>
-        </w:tc>
-      </w:tr>
-      <w:tr>
-        <w:tc>
-          <w:tcPr/>
-          <w:p>
-            <w:pPr>
-              <w:pStyle w:val="Compact"/>
-              <w:jc w:val="center"/>
-            </w:pPr>
-            <w:r>
-              <w:rPr>
-                <w:rFonts w:hint="eastAsia" w:ascii="Times New Roman" w:hAnsi="Times New Roman" w:eastAsia="Times New Roman" w:cs="Times New Roman"/>
-              </w:rPr>
-              <w:t>[</w:t>
-            </w:r>
-            <w:r>
-              <w:rPr>
-                <w:rFonts w:hint="eastAsia" w:ascii="Times New Roman" w:hAnsi="Times New Roman" w:eastAsia="FangSong" w:cs="Times New Roman"/>
-              </w:rPr>
-              <w:t>初赛讲义</w:t>
-            </w:r>
-            <w:r>
-              <w:rPr>
-                <w:rFonts w:hint="eastAsia" w:ascii="Times New Roman" w:hAnsi="Times New Roman" w:eastAsia="Times New Roman" w:cs="Times New Roman"/>
-              </w:rPr>
-              <w:t>]</w:t>
-            </w:r>
-          </w:p>
-        </w:tc>
-        <w:tc>
-          <w:tcPr/>
-          <w:p>
-            <w:pPr>
-              <w:pStyle w:val="Compact"/>
-              <w:jc w:val="center"/>
-            </w:pPr>
-            <w:r>
-              <w:rPr>
-                <w:rFonts w:ascii="Times New Roman" w:hAnsi="Times New Roman" w:eastAsia="Times New Roman" w:cs="Times New Roman"/>
-              </w:rPr>
-              <w:t xml:space="preserve">29, 30, 33, 34, 35, 36, 37</w:t>
-            </w:r>
-          </w:p>
-        </w:tc>
-        <w:tc>
-          <w:tcPr/>
-          <w:p>
-            <w:pPr>
-              <w:pStyle w:val="Compact"/>
-              <w:jc w:val="center"/>
-            </w:pPr>
-            <w:r>
-              <w:rPr>
-                <w:rFonts w:ascii="Times New Roman" w:hAnsi="Times New Roman" w:eastAsia="Times New Roman" w:cs="Times New Roman"/>
-              </w:rPr>
-              <w:t xml:space="preserve">7</w:t>
-            </w:r>
-          </w:p>
-        </w:tc>
-      </w:tr>
-      <w:tr>
-        <w:tc>
-          <w:tcPr/>
-          <w:p>
-            <w:pPr>
-              <w:pStyle w:val="Compact"/>
-              <w:jc w:val="center"/>
-            </w:pPr>
-            <w:r>
-              <w:rPr>
-                <w:rFonts w:hint="eastAsia" w:ascii="Times New Roman" w:hAnsi="Times New Roman" w:eastAsia="Times New Roman" w:cs="Times New Roman"/>
-              </w:rPr>
-              <w:t>[</w:t>
-            </w:r>
-            <w:r>
-              <w:rPr>
-                <w:rFonts w:hint="eastAsia" w:ascii="Times New Roman" w:hAnsi="Times New Roman" w:eastAsia="FangSong" w:cs="Times New Roman"/>
-              </w:rPr>
-              <w:t>上中</w:t>
-            </w:r>
-            <w:r>
-              <w:rPr>
-                <w:rFonts w:hint="eastAsia" w:ascii="Times New Roman" w:hAnsi="Times New Roman" w:eastAsia="Times New Roman" w:cs="Times New Roman"/>
-              </w:rPr>
-              <w:t>]</w:t>
-            </w:r>
-          </w:p>
-        </w:tc>
-        <w:tc>
-          <w:tcPr/>
-          <w:p>
-            <w:pPr>
-              <w:pStyle w:val="Compact"/>
-              <w:jc w:val="center"/>
-            </w:pPr>
-            <w:r>
-              <w:rPr>
-                <w:rFonts w:ascii="Times New Roman" w:hAnsi="Times New Roman" w:eastAsia="Times New Roman" w:cs="Times New Roman"/>
-              </w:rPr>
-              <w:t xml:space="preserve">31, 32, 38, 39, 40, 41, 42, 43, 44, 45</w:t>
-            </w:r>
-          </w:p>
-        </w:tc>
-        <w:tc>
-          <w:tcPr/>
-          <w:p>
-            <w:pPr>
-              <w:pStyle w:val="Compact"/>
-              <w:jc w:val="center"/>
-            </w:pPr>
-            <w:r>
-              <w:rPr>
-                <w:rFonts w:ascii="Times New Roman" w:hAnsi="Times New Roman" w:eastAsia="Times New Roman" w:cs="Times New Roman"/>
-              </w:rPr>
-              <w:t xml:space="preserve">10</w:t>
-            </w:r>
-          </w:p>
-        </w:tc>
-      </w:tr>
-      <w:tr>
-        <w:tc>
-          <w:tcPr/>
-          <w:p>
-            <w:pPr>
-              <w:pStyle w:val="Compact"/>
-              <w:jc w:val="center"/>
-            </w:pPr>
-            <w:r>
-              <w:rPr>
-                <w:rFonts w:hint="eastAsia" w:ascii="Times New Roman" w:hAnsi="Times New Roman" w:eastAsia="Times New Roman" w:cs="Times New Roman"/>
-              </w:rPr>
-              <w:t>[</w:t>
-            </w:r>
-            <w:r>
-              <w:rPr>
-                <w:rFonts w:hint="eastAsia" w:ascii="Times New Roman" w:hAnsi="Times New Roman" w:eastAsia="FangSong" w:cs="Times New Roman"/>
-              </w:rPr>
-              <w:t>赵鑫光</w:t>
-            </w:r>
-            <w:r>
-              <w:rPr>
-                <w:rFonts w:hint="eastAsia" w:ascii="Times New Roman" w:hAnsi="Times New Roman" w:eastAsia="Times New Roman" w:cs="Times New Roman"/>
-              </w:rPr>
-              <w:t>]</w:t>
-            </w:r>
-          </w:p>
-        </w:tc>
-        <w:tc>
-          <w:tcPr/>
-          <w:p>
-            <w:pPr>
-              <w:pStyle w:val="Compact"/>
-              <w:jc w:val="center"/>
-            </w:pPr>
-            <w:r>
-              <w:rPr>
-                <w:rFonts w:ascii="Times New Roman" w:hAnsi="Times New Roman" w:eastAsia="Times New Roman" w:cs="Times New Roman"/>
-              </w:rPr>
-              <w:t xml:space="preserve">46, 47, 48, 49, 50</w:t>
-            </w:r>
-          </w:p>
-        </w:tc>
-        <w:tc>
-          <w:tcPr/>
-          <w:p>
-            <w:pPr>
-              <w:pStyle w:val="Compact"/>
-              <w:jc w:val="center"/>
-            </w:pPr>
-            <w:r>
-              <w:rPr>
-                <w:rFonts w:ascii="Times New Roman" w:hAnsi="Times New Roman" w:eastAsia="Times New Roman" w:cs="Times New Roman"/>
-              </w:rPr>
-              <w:t xml:space="preserve">5</w:t>
-            </w:r>
-          </w:p>
-        </w:tc>
-      </w:tr>
-      <w:tr>
-        <w:tc>
-          <w:tcPr/>
-          <w:p>
-            <w:pPr>
-              <w:pStyle w:val="Compact"/>
-              <w:jc w:val="center"/>
-            </w:pPr>
-            <w:r>
-              <w:rPr>
-                <w:rFonts w:hint="eastAsia" w:ascii="Times New Roman" w:hAnsi="Times New Roman" w:eastAsia="Times New Roman" w:cs="Times New Roman"/>
-              </w:rPr>
-              <w:t>[</w:t>
-            </w:r>
-            <w:r>
-              <w:rPr>
-                <w:rFonts w:hint="eastAsia" w:ascii="Times New Roman" w:hAnsi="Times New Roman" w:eastAsia="FangSong" w:cs="Times New Roman"/>
-              </w:rPr>
-              <w:t>真题</w:t>
-            </w:r>
-            <w:r>
-              <w:rPr>
-                <w:rFonts w:hint="eastAsia" w:ascii="Times New Roman" w:hAnsi="Times New Roman" w:eastAsia="Times New Roman" w:cs="Times New Roman"/>
-              </w:rPr>
-              <w:t>·</w:t>
-            </w:r>
-            <w:r>
-              <w:rPr>
-                <w:rFonts w:hint="eastAsia" w:ascii="Times New Roman" w:hAnsi="Times New Roman" w:eastAsia="FangSong" w:cs="Times New Roman"/>
-              </w:rPr>
-              <w:t>第</w:t>
-            </w:r>
-            <w:r>
-              <w:rPr>
-                <w:rFonts w:hint="eastAsia" w:ascii="Times New Roman" w:hAnsi="Times New Roman" w:eastAsia="Times New Roman" w:cs="Times New Roman"/>
-              </w:rPr>
-              <w:t>28</w:t>
-            </w:r>
-            <w:r>
-              <w:rPr>
-                <w:rFonts w:hint="eastAsia" w:ascii="Times New Roman" w:hAnsi="Times New Roman" w:eastAsia="FangSong" w:cs="Times New Roman"/>
-              </w:rPr>
-              <w:t>届</w:t>
-            </w:r>
-            <w:r>
-              <w:rPr>
-                <w:rFonts w:hint="eastAsia" w:ascii="Times New Roman" w:hAnsi="Times New Roman" w:eastAsia="Times New Roman" w:cs="Times New Roman"/>
-              </w:rPr>
-              <w:t>]</w:t>
-            </w:r>
-          </w:p>
-        </w:tc>
-        <w:tc>
-          <w:tcPr/>
-          <w:p>
-            <w:pPr>
-              <w:pStyle w:val="Compact"/>
-              <w:jc w:val="center"/>
-            </w:pPr>
-            <w:r>
-              <w:rPr>
-                <w:rFonts w:ascii="Times New Roman" w:hAnsi="Times New Roman" w:eastAsia="Times New Roman" w:cs="Times New Roman"/>
-              </w:rPr>
-              <w:t xml:space="preserve">18</w:t>
-            </w:r>
-          </w:p>
-        </w:tc>
-        <w:tc>
-          <w:tcPr/>
-          <w:p>
-            <w:pPr>
-              <w:pStyle w:val="Compact"/>
-              <w:jc w:val="center"/>
-            </w:pPr>
-            <w:r>
-              <w:rPr>
-                <w:rFonts w:ascii="Times New Roman" w:hAnsi="Times New Roman" w:eastAsia="Times New Roman" w:cs="Times New Roman"/>
-              </w:rPr>
-              <w:t xml:space="preserve">1</w:t>
-            </w:r>
-          </w:p>
-        </w:tc>
-      </w:tr>
-      <w:tr>
-        <w:tc>
-          <w:tcPr/>
-          <w:p>
-            <w:pPr>
-              <w:pStyle w:val="Compact"/>
-              <w:jc w:val="center"/>
-            </w:pPr>
-            <w:r>
-              <w:rPr>
-                <w:rFonts w:hint="eastAsia" w:ascii="Times New Roman" w:hAnsi="Times New Roman" w:eastAsia="Times New Roman" w:cs="Times New Roman"/>
-              </w:rPr>
-              <w:t>[</w:t>
-            </w:r>
-            <w:r>
-              <w:rPr>
-                <w:rFonts w:hint="eastAsia" w:ascii="Times New Roman" w:hAnsi="Times New Roman" w:eastAsia="FangSong" w:cs="Times New Roman"/>
-              </w:rPr>
-              <w:t>真题</w:t>
-            </w:r>
-            <w:r>
-              <w:rPr>
-                <w:rFonts w:hint="eastAsia" w:ascii="Times New Roman" w:hAnsi="Times New Roman" w:eastAsia="Times New Roman" w:cs="Times New Roman"/>
-              </w:rPr>
-              <w:t>·</w:t>
-            </w:r>
-            <w:r>
-              <w:rPr>
-                <w:rFonts w:hint="eastAsia" w:ascii="Times New Roman" w:hAnsi="Times New Roman" w:eastAsia="FangSong" w:cs="Times New Roman"/>
-              </w:rPr>
-              <w:t>第</w:t>
-            </w:r>
-            <w:r>
-              <w:rPr>
-                <w:rFonts w:hint="eastAsia" w:ascii="Times New Roman" w:hAnsi="Times New Roman" w:eastAsia="Times New Roman" w:cs="Times New Roman"/>
-              </w:rPr>
-              <w:t>33</w:t>
-            </w:r>
-            <w:r>
-              <w:rPr>
-                <w:rFonts w:hint="eastAsia" w:ascii="Times New Roman" w:hAnsi="Times New Roman" w:eastAsia="FangSong" w:cs="Times New Roman"/>
-              </w:rPr>
-              <w:t>届</w:t>
-            </w:r>
-            <w:r>
-              <w:rPr>
-                <w:rFonts w:hint="eastAsia" w:ascii="Times New Roman" w:hAnsi="Times New Roman" w:eastAsia="Times New Roman" w:cs="Times New Roman"/>
-              </w:rPr>
-              <w:t>]</w:t>
-            </w:r>
-          </w:p>
-        </w:tc>
-        <w:tc>
-          <w:tcPr/>
-          <w:p>
-            <w:pPr>
-              <w:pStyle w:val="Compact"/>
-              <w:jc w:val="center"/>
-            </w:pPr>
-            <w:r>
-              <w:rPr>
-                <w:rFonts w:ascii="Times New Roman" w:hAnsi="Times New Roman" w:eastAsia="Times New Roman" w:cs="Times New Roman"/>
-              </w:rPr>
-              <w:t xml:space="preserve">19, 20</w:t>
-            </w:r>
-          </w:p>
-        </w:tc>
-        <w:tc>
-          <w:tcPr/>
-          <w:p>
-            <w:pPr>
-              <w:pStyle w:val="Compact"/>
-              <w:jc w:val="center"/>
-            </w:pPr>
-            <w:r>
-              <w:rPr>
-                <w:rFonts w:ascii="Times New Roman" w:hAnsi="Times New Roman" w:eastAsia="Times New Roman" w:cs="Times New Roman"/>
-              </w:rPr>
-              <w:t xml:space="preserve">2</w:t>
-            </w:r>
-          </w:p>
-        </w:tc>
-      </w:tr>
-      <w:tr>
-        <w:tc>
-          <w:tcPr/>
-          <w:p>
-            <w:pPr>
-              <w:pStyle w:val="Compact"/>
-              <w:jc w:val="center"/>
-            </w:pPr>
-            <w:r>
-              <w:rPr>
-                <w:rFonts w:hint="eastAsia" w:ascii="Times New Roman" w:hAnsi="Times New Roman" w:eastAsia="Times New Roman" w:cs="Times New Roman"/>
-              </w:rPr>
-              <w:t>[</w:t>
-            </w:r>
-            <w:r>
-              <w:rPr>
-                <w:rFonts w:hint="eastAsia" w:ascii="Times New Roman" w:hAnsi="Times New Roman" w:eastAsia="FangSong" w:cs="Times New Roman"/>
-              </w:rPr>
-              <w:t>真题</w:t>
-            </w:r>
-            <w:r>
-              <w:rPr>
-                <w:rFonts w:hint="eastAsia" w:ascii="Times New Roman" w:hAnsi="Times New Roman" w:eastAsia="Times New Roman" w:cs="Times New Roman"/>
-              </w:rPr>
-              <w:t>·</w:t>
-            </w:r>
-            <w:r>
-              <w:rPr>
-                <w:rFonts w:hint="eastAsia" w:ascii="Times New Roman" w:hAnsi="Times New Roman" w:eastAsia="FangSong" w:cs="Times New Roman"/>
-              </w:rPr>
-              <w:t>第</w:t>
-            </w:r>
-            <w:r>
-              <w:rPr>
-                <w:rFonts w:hint="eastAsia" w:ascii="Times New Roman" w:hAnsi="Times New Roman" w:eastAsia="Times New Roman" w:cs="Times New Roman"/>
-              </w:rPr>
-              <w:t>34</w:t>
-            </w:r>
-            <w:r>
-              <w:rPr>
-                <w:rFonts w:hint="eastAsia" w:ascii="Times New Roman" w:hAnsi="Times New Roman" w:eastAsia="FangSong" w:cs="Times New Roman"/>
-              </w:rPr>
-              <w:t>届决赛</w:t>
-            </w:r>
-            <w:r>
-              <w:rPr>
-                <w:rFonts w:hint="eastAsia" w:ascii="Times New Roman" w:hAnsi="Times New Roman" w:eastAsia="Times New Roman" w:cs="Times New Roman"/>
-              </w:rPr>
-              <w:t>]</w:t>
-            </w:r>
-          </w:p>
-        </w:tc>
-        <w:tc>
-          <w:tcPr/>
-          <w:p>
-            <w:pPr>
-              <w:pStyle w:val="Compact"/>
-              <w:jc w:val="center"/>
-            </w:pPr>
-            <w:r>
-              <w:rPr>
-                <w:rFonts w:ascii="Times New Roman" w:hAnsi="Times New Roman" w:eastAsia="Times New Roman" w:cs="Times New Roman"/>
-              </w:rPr>
-              <w:t xml:space="preserve">25, 26</w:t>
-            </w:r>
-          </w:p>
-        </w:tc>
-        <w:tc>
-          <w:tcPr/>
-          <w:p>
-            <w:pPr>
-              <w:pStyle w:val="Compact"/>
-              <w:jc w:val="center"/>
-            </w:pPr>
-            <w:r>
-              <w:rPr>
-                <w:rFonts w:ascii="Times New Roman" w:hAnsi="Times New Roman" w:eastAsia="Times New Roman" w:cs="Times New Roman"/>
-              </w:rPr>
-              <w:t xml:space="preserve">2</w:t>
-            </w:r>
-          </w:p>
-        </w:tc>
-      </w:tr>
-      <w:tr>
-        <w:tc>
-          <w:tcPr/>
-          <w:p>
-            <w:pPr>
-              <w:pStyle w:val="Compact"/>
-              <w:jc w:val="center"/>
-            </w:pPr>
-            <w:r>
-              <w:rPr>
-                <w:rFonts w:hint="eastAsia" w:ascii="Times New Roman" w:hAnsi="Times New Roman" w:eastAsia="Times New Roman" w:cs="Times New Roman"/>
-              </w:rPr>
-              <w:t>[</w:t>
-            </w:r>
-            <w:r>
-              <w:rPr>
-                <w:rFonts w:hint="eastAsia" w:ascii="Times New Roman" w:hAnsi="Times New Roman" w:eastAsia="FangSong" w:cs="Times New Roman"/>
-              </w:rPr>
-              <w:t>真题</w:t>
-            </w:r>
-            <w:r>
-              <w:rPr>
-                <w:rFonts w:hint="eastAsia" w:ascii="Times New Roman" w:hAnsi="Times New Roman" w:eastAsia="Times New Roman" w:cs="Times New Roman"/>
-              </w:rPr>
-              <w:t>·</w:t>
-            </w:r>
-            <w:r>
-              <w:rPr>
-                <w:rFonts w:hint="eastAsia" w:ascii="Times New Roman" w:hAnsi="Times New Roman" w:eastAsia="FangSong" w:cs="Times New Roman"/>
-              </w:rPr>
-              <w:t>第</w:t>
-            </w:r>
-            <w:r>
-              <w:rPr>
-                <w:rFonts w:hint="eastAsia" w:ascii="Times New Roman" w:hAnsi="Times New Roman" w:eastAsia="Times New Roman" w:cs="Times New Roman"/>
-              </w:rPr>
-              <w:t>35</w:t>
-            </w:r>
-            <w:r>
-              <w:rPr>
-                <w:rFonts w:hint="eastAsia" w:ascii="Times New Roman" w:hAnsi="Times New Roman" w:eastAsia="FangSong" w:cs="Times New Roman"/>
-              </w:rPr>
-              <w:t>届</w:t>
-            </w:r>
-            <w:r>
-              <w:rPr>
-                <w:rFonts w:hint="eastAsia" w:ascii="Times New Roman" w:hAnsi="Times New Roman" w:eastAsia="Times New Roman" w:cs="Times New Roman"/>
-              </w:rPr>
-              <w:t>]</w:t>
-            </w:r>
-          </w:p>
-        </w:tc>
-        <w:tc>
-          <w:tcPr/>
-          <w:p>
-            <w:pPr>
-              <w:pStyle w:val="Compact"/>
-              <w:jc w:val="center"/>
-            </w:pPr>
-            <w:r>
-              <w:rPr>
-                <w:rFonts w:ascii="Times New Roman" w:hAnsi="Times New Roman" w:eastAsia="Times New Roman" w:cs="Times New Roman"/>
-              </w:rPr>
-              <w:t xml:space="preserve">21</w:t>
-            </w:r>
-          </w:p>
-        </w:tc>
-        <w:tc>
-          <w:tcPr/>
-          <w:p>
-            <w:pPr>
-              <w:pStyle w:val="Compact"/>
-              <w:jc w:val="center"/>
-            </w:pPr>
-            <w:r>
-              <w:rPr>
-                <w:rFonts w:ascii="Times New Roman" w:hAnsi="Times New Roman" w:eastAsia="Times New Roman" w:cs="Times New Roman"/>
-              </w:rPr>
-              <w:t xml:space="preserve">1</w:t>
-            </w:r>
-          </w:p>
-        </w:tc>
-      </w:tr>
-      <w:tr>
-        <w:tc>
-          <w:tcPr/>
-          <w:p>
-            <w:pPr>
-              <w:pStyle w:val="Compact"/>
-              <w:jc w:val="center"/>
-            </w:pPr>
-            <w:r>
-              <w:rPr>
-                <w:rFonts w:hint="eastAsia" w:ascii="Times New Roman" w:hAnsi="Times New Roman" w:eastAsia="Times New Roman" w:cs="Times New Roman"/>
-              </w:rPr>
-              <w:t>[</w:t>
-            </w:r>
-            <w:r>
-              <w:rPr>
-                <w:rFonts w:hint="eastAsia" w:ascii="Times New Roman" w:hAnsi="Times New Roman" w:eastAsia="FangSong" w:cs="Times New Roman"/>
-              </w:rPr>
-              <w:t>真题</w:t>
-            </w:r>
-            <w:r>
-              <w:rPr>
-                <w:rFonts w:hint="eastAsia" w:ascii="Times New Roman" w:hAnsi="Times New Roman" w:eastAsia="Times New Roman" w:cs="Times New Roman"/>
-              </w:rPr>
-              <w:t>·</w:t>
-            </w:r>
-            <w:r>
-              <w:rPr>
-                <w:rFonts w:hint="eastAsia" w:ascii="Times New Roman" w:hAnsi="Times New Roman" w:eastAsia="FangSong" w:cs="Times New Roman"/>
-              </w:rPr>
-              <w:t>第</w:t>
-            </w:r>
-            <w:r>
-              <w:rPr>
-                <w:rFonts w:hint="eastAsia" w:ascii="Times New Roman" w:hAnsi="Times New Roman" w:eastAsia="Times New Roman" w:cs="Times New Roman"/>
-              </w:rPr>
-              <w:t>36</w:t>
-            </w:r>
-            <w:r>
-              <w:rPr>
-                <w:rFonts w:hint="eastAsia" w:ascii="Times New Roman" w:hAnsi="Times New Roman" w:eastAsia="FangSong" w:cs="Times New Roman"/>
-              </w:rPr>
-              <w:t>届决赛</w:t>
-            </w:r>
-            <w:r>
-              <w:rPr>
-                <w:rFonts w:hint="eastAsia" w:ascii="Times New Roman" w:hAnsi="Times New Roman" w:eastAsia="Times New Roman" w:cs="Times New Roman"/>
-              </w:rPr>
-              <w:t>]</w:t>
-            </w:r>
-          </w:p>
-        </w:tc>
-        <w:tc>
-          <w:tcPr/>
-          <w:p>
-            <w:pPr>
-              <w:pStyle w:val="Compact"/>
-              <w:jc w:val="center"/>
-            </w:pPr>
-            <w:r>
-              <w:rPr>
-                <w:rFonts w:ascii="Times New Roman" w:hAnsi="Times New Roman" w:eastAsia="Times New Roman" w:cs="Times New Roman"/>
-              </w:rPr>
-              <w:t xml:space="preserve">27</w:t>
-            </w:r>
-          </w:p>
-        </w:tc>
-        <w:tc>
-          <w:tcPr/>
-          <w:p>
-            <w:pPr>
-              <w:pStyle w:val="Compact"/>
-              <w:jc w:val="center"/>
-            </w:pPr>
-            <w:r>
-              <w:rPr>
-                <w:rFonts w:ascii="Times New Roman" w:hAnsi="Times New Roman" w:eastAsia="Times New Roman" w:cs="Times New Roman"/>
-              </w:rPr>
-              <w:t xml:space="preserve">1</w:t>
-            </w:r>
-          </w:p>
-        </w:tc>
-      </w:tr>
-      <w:tr>
-        <w:tc>
-          <w:tcPr/>
-          <w:p>
-            <w:pPr>
-              <w:pStyle w:val="Compact"/>
-              <w:jc w:val="center"/>
-            </w:pPr>
-            <w:r>
-              <w:rPr>
-                <w:rFonts w:hint="eastAsia" w:ascii="Times New Roman" w:hAnsi="Times New Roman" w:eastAsia="Times New Roman" w:cs="Times New Roman"/>
-              </w:rPr>
-              <w:t>[</w:t>
-            </w:r>
-            <w:r>
-              <w:rPr>
-                <w:rFonts w:hint="eastAsia" w:ascii="Times New Roman" w:hAnsi="Times New Roman" w:eastAsia="FangSong" w:cs="Times New Roman"/>
-              </w:rPr>
-              <w:t>真题</w:t>
-            </w:r>
-            <w:r>
-              <w:rPr>
-                <w:rFonts w:hint="eastAsia" w:ascii="Times New Roman" w:hAnsi="Times New Roman" w:eastAsia="Times New Roman" w:cs="Times New Roman"/>
-              </w:rPr>
-              <w:t>·</w:t>
-            </w:r>
-            <w:r>
-              <w:rPr>
-                <w:rFonts w:hint="eastAsia" w:ascii="Times New Roman" w:hAnsi="Times New Roman" w:eastAsia="FangSong" w:cs="Times New Roman"/>
-              </w:rPr>
-              <w:t>第</w:t>
-            </w:r>
-            <w:r>
-              <w:rPr>
-                <w:rFonts w:hint="eastAsia" w:ascii="Times New Roman" w:hAnsi="Times New Roman" w:eastAsia="Times New Roman" w:cs="Times New Roman"/>
-              </w:rPr>
-              <w:t>37</w:t>
-            </w:r>
-            <w:r>
-              <w:rPr>
-                <w:rFonts w:hint="eastAsia" w:ascii="Times New Roman" w:hAnsi="Times New Roman" w:eastAsia="FangSong" w:cs="Times New Roman"/>
-              </w:rPr>
-              <w:t>届</w:t>
-            </w:r>
-            <w:r>
-              <w:rPr>
-                <w:rFonts w:hint="eastAsia" w:ascii="Times New Roman" w:hAnsi="Times New Roman" w:eastAsia="Times New Roman" w:cs="Times New Roman"/>
-              </w:rPr>
-              <w:t>]</w:t>
-            </w:r>
-          </w:p>
-        </w:tc>
-        <w:tc>
-          <w:tcPr/>
-          <w:p>
-            <w:pPr>
-              <w:pStyle w:val="Compact"/>
-              <w:jc w:val="center"/>
-            </w:pPr>
-            <w:r>
-              <w:rPr>
-                <w:rFonts w:ascii="Times New Roman" w:hAnsi="Times New Roman" w:eastAsia="Times New Roman" w:cs="Times New Roman"/>
-              </w:rPr>
-              <w:t xml:space="preserve">22, 23</w:t>
-            </w:r>
-          </w:p>
-        </w:tc>
-        <w:tc>
-          <w:tcPr/>
-          <w:p>
-            <w:pPr>
-              <w:pStyle w:val="Compact"/>
-              <w:jc w:val="center"/>
-            </w:pPr>
-            <w:r>
-              <w:rPr>
-                <w:rFonts w:ascii="Times New Roman" w:hAnsi="Times New Roman" w:eastAsia="Times New Roman" w:cs="Times New Roman"/>
-              </w:rPr>
-              <w:t xml:space="preserve">2</w:t>
-            </w:r>
-          </w:p>
-        </w:tc>
-      </w:tr>
-      <w:tr>
-        <w:tc>
-          <w:tcPr/>
-          <w:p>
-            <w:pPr>
-              <w:pStyle w:val="Compact"/>
-              <w:jc w:val="center"/>
-            </w:pPr>
-            <w:r>
-              <w:rPr>
-                <w:rFonts w:hint="eastAsia" w:ascii="Times New Roman" w:hAnsi="Times New Roman" w:eastAsia="Times New Roman" w:cs="Times New Roman"/>
-              </w:rPr>
-              <w:t>[</w:t>
-            </w:r>
-            <w:r>
-              <w:rPr>
-                <w:rFonts w:hint="eastAsia" w:ascii="Times New Roman" w:hAnsi="Times New Roman" w:eastAsia="FangSong" w:cs="Times New Roman"/>
-              </w:rPr>
-              <w:t>真题</w:t>
-            </w:r>
-            <w:r>
-              <w:rPr>
-                <w:rFonts w:hint="eastAsia" w:ascii="Times New Roman" w:hAnsi="Times New Roman" w:eastAsia="Times New Roman" w:cs="Times New Roman"/>
-              </w:rPr>
-              <w:t>·</w:t>
-            </w:r>
-            <w:r>
-              <w:rPr>
-                <w:rFonts w:hint="eastAsia" w:ascii="Times New Roman" w:hAnsi="Times New Roman" w:eastAsia="FangSong" w:cs="Times New Roman"/>
-              </w:rPr>
-              <w:t>第</w:t>
-            </w:r>
-            <w:r>
-              <w:rPr>
-                <w:rFonts w:hint="eastAsia" w:ascii="Times New Roman" w:hAnsi="Times New Roman" w:eastAsia="Times New Roman" w:cs="Times New Roman"/>
-              </w:rPr>
-              <w:t>37</w:t>
-            </w:r>
-            <w:r>
-              <w:rPr>
-                <w:rFonts w:hint="eastAsia" w:ascii="Times New Roman" w:hAnsi="Times New Roman" w:eastAsia="FangSong" w:cs="Times New Roman"/>
-              </w:rPr>
-              <w:t>届决赛</w:t>
-            </w:r>
-            <w:r>
-              <w:rPr>
-                <w:rFonts w:hint="eastAsia" w:ascii="Times New Roman" w:hAnsi="Times New Roman" w:eastAsia="Times New Roman" w:cs="Times New Roman"/>
-              </w:rPr>
-              <w:t>]</w:t>
-            </w:r>
-          </w:p>
-        </w:tc>
-        <w:tc>
-          <w:tcPr/>
-          <w:p>
-            <w:pPr>
-              <w:pStyle w:val="Compact"/>
-              <w:jc w:val="center"/>
-            </w:pPr>
-            <w:r>
-              <w:rPr>
-                <w:rFonts w:ascii="Times New Roman" w:hAnsi="Times New Roman" w:eastAsia="Times New Roman" w:cs="Times New Roman"/>
-              </w:rPr>
-              <w:t xml:space="preserve">24</w:t>
-            </w:r>
-          </w:p>
-        </w:tc>
-        <w:tc>
-          <w:tcPr/>
-          <w:p>
-            <w:pPr>
-              <w:pStyle w:val="Compact"/>
-              <w:jc w:val="center"/>
-            </w:pPr>
-            <w:r>
-              <w:rPr>
-                <w:rFonts w:ascii="Times New Roman" w:hAnsi="Times New Roman" w:eastAsia="Times New Roman" w:cs="Times New Roman"/>
-              </w:rPr>
-              <w:t xml:space="preserve">1</w:t>
-            </w:r>
-          </w:p>
-        </w:tc>
-      </w:tr>
-    </w:tbl>
-    <w:p>
-      <w:pPr>
-        <w:spacing w:before="160" w:after="80"/>
-      </w:pPr>
-      <w:r>
-        <w:pict>
-          <v:rect style="width:0;height:1.5pt" o:hralign="center" o:hrstd="t" o:hr="t"/>
-        </w:pict>
-      </w:r>
-    </w:p>
-    <w:p>
-      <w:pPr>
-        <w:pStyle w:val="FirstParagraph"/>
-      </w:pPr>
-      <w:r>
-        <w:rPr>
-          <w:rFonts w:hint="eastAsia" w:ascii="Times New Roman" w:hAnsi="Times New Roman" w:eastAsia="FangSong" w:cs="Times New Roman"/>
-          <w:i/>
-          <w:iCs/>
-        </w:rPr>
-        <w:t>本习题集基于第一轮化学原理</w:t>
-      </w:r>
-      <w:r>
-        <w:rPr>
-          <w:rFonts w:hint="eastAsia" w:ascii="Times New Roman" w:hAnsi="Times New Roman" w:eastAsia="Times New Roman" w:cs="Times New Roman"/>
-          <w:i/>
-          <w:iCs/>
-        </w:rPr>
-        <w:t>·</w:t>
-      </w:r>
-      <w:r>
-        <w:rPr>
-          <w:rFonts w:hint="eastAsia" w:ascii="Times New Roman" w:hAnsi="Times New Roman" w:eastAsia="FangSong" w:cs="Times New Roman"/>
-          <w:i/>
-          <w:iCs/>
-        </w:rPr>
-        <w:t>热力学讲义编写</w:t>
-      </w:r>
-      <w:r>
-        <w:rPr>
-          <w:rFonts w:hint="eastAsia" w:ascii="Times New Roman" w:hAnsi="Times New Roman" w:eastAsia="Times New Roman" w:cs="Times New Roman"/>
-          <w:i/>
-          <w:iCs/>
-        </w:rPr>
-        <w:t>，</w:t>
-      </w:r>
-      <w:r>
-        <w:rPr>
-          <w:rFonts w:hint="eastAsia" w:ascii="Times New Roman" w:hAnsi="Times New Roman" w:eastAsia="FangSong" w:cs="Times New Roman"/>
-          <w:i/>
-          <w:iCs/>
-        </w:rPr>
-        <w:t>共</w:t>
-      </w:r>
-      <w:r>
-        <w:rPr>
-          <w:rFonts w:ascii="Times New Roman" w:hAnsi="Times New Roman" w:eastAsia="Times New Roman" w:cs="Times New Roman"/>
-          <w:i/>
-          <w:iCs/>
-        </w:rPr>
-        <w:t xml:space="preserve"> 50 </w:t>
-      </w:r>
-      <w:r>
-        <w:rPr>
-          <w:rFonts w:hint="eastAsia" w:ascii="Times New Roman" w:hAnsi="Times New Roman" w:eastAsia="FangSong" w:cs="Times New Roman"/>
-          <w:i/>
-          <w:iCs/>
-        </w:rPr>
-        <w:t>题</w:t>
-      </w:r>
-      <w:r>
-        <w:rPr>
-          <w:rFonts w:hint="eastAsia" w:ascii="Times New Roman" w:hAnsi="Times New Roman" w:eastAsia="Times New Roman" w:cs="Times New Roman"/>
-          <w:i/>
-          <w:iCs/>
-        </w:rPr>
-        <w:t>。</w:t>
-      </w:r>
-      <w:r>
-        <w:rPr>
-          <w:rFonts w:hint="eastAsia" w:ascii="Times New Roman" w:hAnsi="Times New Roman" w:eastAsia="FangSong" w:cs="Times New Roman"/>
-          <w:i/>
-          <w:iCs/>
-        </w:rPr>
-        <w:t>建议配合讲义使用</w:t>
-      </w:r>
-      <w:r>
-        <w:rPr>
-          <w:rFonts w:hint="eastAsia" w:ascii="Times New Roman" w:hAnsi="Times New Roman" w:eastAsia="Times New Roman" w:cs="Times New Roman"/>
-          <w:i/>
-          <w:iCs/>
-        </w:rPr>
-        <w:t>。</w:t>
-      </w:r>
-    </w:p>
-    <w:bookmarkEnd w:id="73"/>
-    <w:bookmarkEnd w:id="74"/>
     <w:sectPr>
       <w:footerReference w:type="default" r:id="rId9"/>
       <w:footnotePr>

--- a/00-首页/题组Word/第一轮习题集-学生版/第一轮化学原理-热力学习题集.docx
+++ b/00-首页/题组Word/第一轮习题集-学生版/第一轮化学原理-热力学习题集.docx
@@ -3,161 +3,6 @@
 <w:document xmlns:w="http://schemas.openxmlformats.org/wordprocessingml/2006/main" xmlns:m="http://schemas.openxmlformats.org/officeDocument/2006/math" xmlns:r="http://schemas.openxmlformats.org/officeDocument/2006/relationships" xmlns:o="urn:schemas-microsoft-com:office:office" xmlns:v="urn:schemas-microsoft-com:vml" xmlns:w10="urn:schemas-microsoft-com:office:word" xmlns:a="http://schemas.openxmlformats.org/drawingml/2006/main" xmlns:pic="http://schemas.openxmlformats.org/drawingml/2006/picture" xmlns:wp="http://schemas.openxmlformats.org/drawingml/2006/wordprocessingDrawing">
   <w:body>
     <w:bookmarkStart w:id="72" w:name="第一轮化学原理热力学-习题集"/>
-    <w:p>
-      <w:pPr>
-        <w:spacing w:after="1800" w:before="1200" w:line="276" w:lineRule="auto"/>
-        <w:jc w:val="center"/>
-      </w:pPr>
-    </w:p>
-    <w:p>
-      <w:pPr>
-        <w:spacing w:after="320" w:before="0" w:line="276" w:lineRule="auto"/>
-        <w:jc w:val="center"/>
-      </w:pPr>
-      <w:r>
-        <w:rPr>
-          <w:rFonts w:ascii="Times New Roman" w:hAnsi="Times New Roman" w:eastAsia="SimHei" w:cs="Times New Roman"/>
-          <w:b/>
-          <w:color w:val="17324D"/>
-          <w:sz w:val="64"/>
-        </w:rPr>
-        <w:t>化学竞赛习题册</w:t>
-      </w:r>
-    </w:p>
-    <w:p>
-      <w:pPr>
-        <w:spacing w:after="120" w:before="0" w:line="276" w:lineRule="auto"/>
-        <w:jc w:val="center"/>
-      </w:pPr>
-      <w:r>
-        <w:rPr>
-          <w:rFonts w:ascii="Times New Roman" w:hAnsi="Times New Roman" w:eastAsia="Times New Roman" w:cs="Times New Roman"/>
-          <w:b w:val="0"/>
-          <w:color w:val="5B6975"/>
-          <w:sz w:val="32"/>
-        </w:rPr>
-        <w:t>student_build</w:t>
-      </w:r>
-    </w:p>
-    <w:p>
-      <w:pPr>
-        <w:spacing w:after="600" w:before="0" w:line="276" w:lineRule="auto"/>
-        <w:jc w:val="center"/>
-      </w:pPr>
-      <w:r>
-        <w:rPr>
-          <w:rFonts w:ascii="Times New Roman" w:hAnsi="Times New Roman" w:eastAsia="SimHei" w:cs="Times New Roman"/>
-          <w:b/>
-          <w:color w:val="17324D"/>
-          <w:sz w:val="44"/>
-        </w:rPr>
-        <w:t>第一轮化学原理</w:t>
-      </w:r>
-      <w:r>
-        <w:rPr>
-          <w:rFonts w:ascii="Times New Roman" w:hAnsi="Times New Roman" w:eastAsia="Times New Roman" w:cs="Times New Roman"/>
-          <w:b/>
-          <w:color w:val="17324D"/>
-          <w:sz w:val="44"/>
-        </w:rPr>
-        <w:t>·</w:t>
-      </w:r>
-      <w:r>
-        <w:rPr>
-          <w:rFonts w:ascii="Times New Roman" w:hAnsi="Times New Roman" w:eastAsia="SimHei" w:cs="Times New Roman"/>
-          <w:b/>
-          <w:color w:val="17324D"/>
-          <w:sz w:val="44"/>
-        </w:rPr>
-        <w:t>热力学</w:t>
-      </w:r>
-      <w:r>
-        <w:rPr>
-          <w:rFonts w:ascii="Times New Roman" w:hAnsi="Times New Roman" w:eastAsia="Times New Roman" w:cs="Times New Roman"/>
-          <w:b/>
-          <w:color w:val="17324D"/>
-          <w:sz w:val="44"/>
-        </w:rPr>
-        <w:t xml:space="preserve"> </w:t>
-      </w:r>
-      <w:r>
-        <w:rPr>
-          <w:rFonts w:ascii="Times New Roman" w:hAnsi="Times New Roman" w:eastAsia="SimHei" w:cs="Times New Roman"/>
-          <w:b/>
-          <w:color w:val="17324D"/>
-          <w:sz w:val="44"/>
-        </w:rPr>
-        <w:t>习题集</w:t>
-      </w:r>
-    </w:p>
-    <w:p>
-      <w:pPr>
-        <w:spacing w:after="600" w:before="120" w:line="276" w:lineRule="auto"/>
-        <w:jc w:val="center"/>
-        <w:pBdr>
-          <w:bottom w:val="single" w:sz="8" w:space="4" w:color="4A6577"/>
-        </w:pBdr>
-      </w:pPr>
-    </w:p>
-    <w:p>
-      <w:pPr>
-        <w:spacing w:after="160" w:before="0" w:line="276" w:lineRule="auto"/>
-        <w:jc w:val="center"/>
-      </w:pPr>
-      <w:r>
-        <w:rPr>
-          <w:rFonts w:ascii="Times New Roman" w:hAnsi="Times New Roman" w:eastAsia="FangSong" w:cs="Times New Roman"/>
-          <w:b w:val="0"/>
-          <w:color w:val="5B6975"/>
-          <w:sz w:val="24"/>
-        </w:rPr>
-        <w:t>题量</w:t>
-      </w:r>
-      <w:r>
-        <w:rPr>
-          <w:rFonts w:ascii="Times New Roman" w:hAnsi="Times New Roman" w:eastAsia="Times New Roman" w:cs="Times New Roman"/>
-          <w:b w:val="0"/>
-          <w:color w:val="5B6975"/>
-          <w:sz w:val="24"/>
-        </w:rPr>
-        <w:t>：58</w:t>
-      </w:r>
-    </w:p>
-    <w:p>
-      <w:pPr>
-        <w:spacing w:after="160" w:before="0" w:line="276" w:lineRule="auto"/>
-        <w:jc w:val="center"/>
-      </w:pPr>
-      <w:r>
-        <w:rPr>
-          <w:rFonts w:ascii="Times New Roman" w:hAnsi="Times New Roman" w:eastAsia="FangSong" w:cs="Times New Roman"/>
-          <w:b w:val="0"/>
-          <w:color w:val="5B6975"/>
-          <w:sz w:val="24"/>
-        </w:rPr>
-        <w:t>日期</w:t>
-      </w:r>
-      <w:r>
-        <w:rPr>
-          <w:rFonts w:ascii="Times New Roman" w:hAnsi="Times New Roman" w:eastAsia="Times New Roman" w:cs="Times New Roman"/>
-          <w:b w:val="0"/>
-          <w:color w:val="5B6975"/>
-          <w:sz w:val="24"/>
-        </w:rPr>
-        <w:t>：2026-09-06</w:t>
-      </w:r>
-    </w:p>
-    <w:p>
-      <w:pPr>
-        <w:jc w:val="center"/>
-      </w:pPr>
-      <w:r>
-        <w:rPr>
-          <w:rFonts w:ascii="Times New Roman" w:hAnsi="Times New Roman" w:eastAsia="Times New Roman" w:cs="Times New Roman"/>
-        </w:rPr>
-        <w:br w:type="page"/>
-      </w:r>
-    </w:p>
     <w:p>
       <w:pPr>
         <w:pStyle w:val="Heading1"/>
